--- a/Отчет_ЛР2_Романов_Р_О.docx
+++ b/Отчет_ЛР2_Романов_Р_О.docx
@@ -118,7 +118,7 @@
         <w:br/>
         <w:t>1. Подготовлен и проверен автономный набор из 22 юнит-тестов для собственного метода регистрации пользователей (ЛР1).</w:t>
         <w:br/>
-        <w:t>2. Проанализирован предоставленный модуль расчета доставки (Delivery.py), восстановлены бизнес-требования к логике расчета стоимости и сроков транспортировки.</w:t>
+        <w:t>2. Проанализирован предоставленный модуль расчета доставки (src/delivery.py), восстановлены бизнес-требования к логике расчета стоимости и сроков транспортировки.</w:t>
         <w:br/>
         <w:t>3. Разработан набор из 23 юнит-тестов для модуля доставки, покрывающий все классы эквивалентности и граничные значения.</w:t>
         <w:br/>
@@ -342,7 +342,7 @@
               <w:rPr>
                 <w:sz w:val="20"/>
               </w:rPr>
-              <w:t>test_registration.py</w:t>
+              <w:t>tests/test_registration.py</w:t>
             </w:r>
           </w:p>
         </w:tc>
@@ -476,7 +476,7 @@
               <w:rPr>
                 <w:sz w:val="20"/>
               </w:rPr>
-              <w:t>test_delivery.py</w:t>
+              <w:t>tests/test_delivery.py</w:t>
             </w:r>
           </w:p>
         </w:tc>
@@ -721,7 +721,7 @@
     </w:p>
     <w:p>
       <w:r>
-        <w:t>Характеристика тестов собственного проекта (test_registration.py):</w:t>
+        <w:t>Характеристика тестов собственного проекта (tests/test_registration.py):</w:t>
         <w:br/>
         <w:t>• 22 теста полностью покрывают все правила валидации учетных данных: корректность телефонных масок, RFC-структуру адресов электронной почты, ограничения длины и допустимых символов строковых логинов, проверку по черному списку системных имен, а также многокритериальную валидацию пароля (кириллица, оба регистра, наличие цифр и спецсимволов) и сквозное маскирование через детерминированный SHA-256.</w:t>
         <w:br/>
@@ -730,7 +730,7 @@
     </w:p>
     <w:p>
       <w:r>
-        <w:t>Характеристика тестов модуля доставки (test_delivery.py):</w:t>
+        <w:t>Характеристика тестов модуля доставки (tests/test_delivery.py):</w:t>
         <w:br/>
         <w:t>• 23 теста охватывают расчет базового тарифа (200 руб.), километража (5 руб./км), весовые надбавки (1.2 при весе &gt; 5 кг; 1.5 при весе &gt;= 20 кг), надбавки по категории («хрупкий» +300 руб., «опасный» +1000 руб.), расчет календарных сроков транспортировки от фиксированной даты (2026-09-03), граничные значения (0.1 кг, 50.0 кг, 1 км, 5000 км), а также недопустимые физические параметры грузов.</w:t>
       </w:r>
@@ -740,12 +740,12 @@
         <w:pStyle w:val="Heading1"/>
       </w:pPr>
       <w:r>
-        <w:t>3. Пункт Б: Количество упавших тестов для модуля доставки (Delivery.py)</w:t>
+        <w:t>3. Пункт Б: Количество упавших тестов для модуля доставки (src/delivery.py)</w:t>
       </w:r>
     </w:p>
     <w:p>
       <w:r>
-        <w:t>При прогоне набора тестов test_delivery.py на предоставленном исходном коде Delivery.py зафиксировано:</w:t>
+        <w:t>При прогоне набора тестов tests/test_delivery.py на предоставленном исходном коде src/delivery.py зафиксировано:</w:t>
         <w:br/>
         <w:t>• Точное количество упавших тестов: 4 (четыре).</w:t>
         <w:br/>
@@ -828,7 +828,7 @@
         <w:pStyle w:val="Heading1"/>
       </w:pPr>
       <w:r>
-        <w:t>4. Пункт В: Локализация аномалий и дефектов в коде Delivery.py</w:t>
+        <w:t>4. Пункт В: Локализация аномалий и дефектов в коде src/delivery.py</w:t>
       </w:r>
     </w:p>
     <w:p>
@@ -1329,7 +1329,7 @@
     </w:p>
     <w:p>
       <w:r>
-        <w:t>В результате выполнения лабораторной работы №2 была продемонстрирована высокая эффективность юнит-тестирования как метода контроля качества программного обеспечения. Разработанный комплекс из 45 тестов позволил не только подтвердить стабильность и надежность ранее разработанного собственного модуля регистрации пользователей (ЛР1), но и быстро выявить 4 критических дефекта в стороннем модуле расчета доставки (Delivery.py), включающие ошибки бизнес-логики, краевые эффекты целочисленного деления и отсутствие безопасной обработки нетипизированных входных данных.</w:t>
+        <w:t>В результате выполнения лабораторной работы №2 была продемонстрирована высокая эффективность юнит-тестирования как метода контроля качества программного обеспечения. Разработанный комплекс из 45 тестов позволил не только подтвердить стабильность и надежность ранее разработанного собственного модуля регистрации пользователей (ЛР1), но и быстро выявить 4 критических дефекта в стороннем модуле расчета доставки (src/delivery.py), включающие ошибки бизнес-логики, краевые эффекты целочисленного деления и отсутствие безопасной обработки нетипизированных входных данных.</w:t>
       </w:r>
     </w:p>
     <w:sectPr>

--- a/Отчет_ЛР2_Романов_Р_О.docx
+++ b/Отчет_ЛР2_Романов_Р_О.docx
@@ -4,92 +4,94 @@
   <w:body>
     <w:p>
       <w:pPr>
+        <w:spacing w:line="240" w:lineRule="auto" w:before="0" w:after="800"/>
+        <w:ind w:firstLine="0"/>
         <w:jc w:val="center"/>
       </w:pPr>
       <w:r>
         <w:rPr>
+          <w:rFonts w:ascii="Times New Roman" w:hAnsi="Times New Roman"/>
           <w:b/>
-          <w:color w:val="555555"/>
-          <w:sz w:val="20"/>
+          <w:i w:val="0"/>
+          <w:color w:val="000000"/>
+          <w:sz w:val="22"/>
         </w:rPr>
-        <w:t>МИНИСТЕРСТВО НАУКИ И ВЫСШЕГО ОБРАЗОВАНИЯ РФ</w:t>
+        <w:t>МИНИСТЕРСТВО НАУКИ И ВЫСШЕГО ОБРАЗОВАНИЯ РОССИЙСКОЙ ФЕДЕРАЦИИ</w:t>
         <w:br/>
-        <w:t>НОВОСИБИРСКИЙ ГОСУДАРСТВЕННЫЙ УНИВЕРСИТЕТ</w:t>
+        <w:t>Федеральное государственное автономное образовательное учреждение высшего образования</w:t>
         <w:br/>
-        <w:t>ВЫСШИЙ КОЛЛЕДЖ ИНФОРМАТИКИ (ВКИ НГУ)</w:t>
+        <w:t>«Новосибирский национальный исследовательский государственный университет»</w:t>
+        <w:br/>
+        <w:t>Высший колледж информатики</w:t>
       </w:r>
     </w:p>
     <w:p>
       <w:pPr>
-        <w:spacing w:after="400"/>
-      </w:pPr>
-    </w:p>
-    <w:p>
-      <w:pPr>
+        <w:spacing w:line="312" w:lineRule="auto" w:before="600" w:after="1200"/>
+        <w:ind w:firstLine="0"/>
         <w:jc w:val="center"/>
       </w:pPr>
       <w:r>
         <w:rPr>
+          <w:rFonts w:ascii="Times New Roman" w:hAnsi="Times New Roman"/>
           <w:b/>
-          <w:color w:val="1F3864"/>
-          <w:sz w:val="32"/>
+          <w:i w:val="0"/>
+          <w:color w:val="000000"/>
+          <w:sz w:val="28"/>
         </w:rPr>
-        <w:t>ОТЧЕТ ПО ЛАБОРАТОРНОЙ РАБОТЕ №2</w:t>
+        <w:t>ОТЧЕТ</w:t>
         <w:br/>
-      </w:r>
-      <w:r>
-        <w:rPr>
-          <w:b/>
-          <w:sz w:val="26"/>
-        </w:rPr>
+        <w:t>ПО ЛАБОРАТОРНОЙ РАБОТЕ № 2</w:t>
+        <w:br/>
+        <w:t>по дисциплине «Проектирование и тестирование программных модулей»</w:t>
+        <w:br/>
         <w:t>Тема: «Юнит-тестирование проектов и автоматизация проверок»</w:t>
-        <w:br/>
-      </w:r>
-      <w:r>
-        <w:rPr>
-          <w:i/>
-          <w:sz w:val="22"/>
-        </w:rPr>
-        <w:t>Дисциплина: Проектирование и тестирование программных модулей (ПТПМ)</w:t>
       </w:r>
     </w:p>
     <w:p>
       <w:pPr>
-        <w:spacing w:after="600"/>
-      </w:pPr>
-    </w:p>
-    <w:p>
-      <w:pPr>
+        <w:spacing w:line="276" w:lineRule="auto" w:before="400" w:after="1800"/>
+        <w:ind w:firstLine="0"/>
         <w:jc w:val="right"/>
       </w:pPr>
       <w:r>
         <w:rPr>
-          <w:sz w:val="22"/>
+          <w:rFonts w:ascii="Times New Roman" w:hAnsi="Times New Roman"/>
+          <w:b w:val="0"/>
+          <w:i w:val="0"/>
+          <w:color w:val="000000"/>
+          <w:sz w:val="24"/>
         </w:rPr>
-        <w:t>Выполнил: студент Романов Р. О.</w:t>
+        <w:t>Выполнил:</w:t>
         <w:br/>
-        <w:t>Специальность: Информационные системы и программирование</w:t>
+        <w:t>студент Романов Р. О.</w:t>
         <w:br/>
-        <w:t>Проверил: Мастер практики</w:t>
+        <w:t>Специальность: 09.02.07 Информационные</w:t>
         <w:br/>
-        <w:t>Репозиторий: https://github.com/romanovro-arch/PTPM-VKI</w:t>
+        <w:t>системы и программирование</w:t>
         <w:br/>
-        <w:t>Ветка: Lab2</w:t>
+        <w:br/>
+        <w:t>Проверил:</w:t>
+        <w:br/>
+        <w:t>преподаватель (мастер практики)</w:t>
+        <w:br/>
+        <w:t>_________________________</w:t>
+        <w:br/>
       </w:r>
     </w:p>
     <w:p>
       <w:pPr>
-        <w:spacing w:after="800"/>
-      </w:pPr>
-    </w:p>
-    <w:p>
-      <w:pPr>
+        <w:spacing w:line="240" w:lineRule="auto" w:before="800" w:after="0"/>
+        <w:ind w:firstLine="0"/>
         <w:jc w:val="center"/>
       </w:pPr>
       <w:r>
         <w:rPr>
-          <w:b/>
-          <w:sz w:val="22"/>
+          <w:rFonts w:ascii="Times New Roman" w:hAnsi="Times New Roman"/>
+          <w:b w:val="0"/>
+          <w:i w:val="0"/>
+          <w:color w:val="000000"/>
+          <w:sz w:val="24"/>
         </w:rPr>
         <w:t>Новосибирск, 2026</w:t>
       </w:r>
@@ -101,41 +103,203 @@
     </w:p>
     <w:p>
       <w:pPr>
-        <w:pStyle w:val="Heading1"/>
+        <w:spacing w:before="280" w:after="120" w:line="360" w:lineRule="auto"/>
+        <w:ind w:firstLine="0"/>
+        <w:jc w:val="center"/>
       </w:pPr>
       <w:r>
-        <w:t>1. Цель и задачи работы</w:t>
-      </w:r>
-    </w:p>
-    <w:p>
-      <w:r>
-        <w:t>Цель работы — освоение методологии модульного тестирования (Unit Testing) с использованием стандартного фреймворка unittest в Python, приобретение навыков декомпозиции требований, разработки тестовых сценариев для граничных и эквивалентных условий, а также выявление и локализация логических дефектов в предоставленном модуле.</w:t>
-      </w:r>
-    </w:p>
-    <w:p>
-      <w:r>
-        <w:t>В ходе работы решены следующие задачи:</w:t>
-        <w:br/>
-        <w:t>1. Подготовлен и проверен автономный набор из 22 юнит-тестов для собственного метода регистрации пользователей (ЛР1).</w:t>
-        <w:br/>
-        <w:t>2. Проанализирован предоставленный модуль расчета доставки (src/delivery.py), восстановлены бизнес-требования к логике расчета стоимости и сроков транспортировки.</w:t>
-        <w:br/>
-        <w:t>3. Разработан набор из 23 юнит-тестов для модуля доставки, покрывающий все классы эквивалентности и граничные значения.</w:t>
-        <w:br/>
-        <w:t>4. Зафиксированы и локализованы дефекты, приводящие к падению тестов на предоставленном коде доставки.</w:t>
+        <w:rPr>
+          <w:rFonts w:ascii="Times New Roman" w:hAnsi="Times New Roman"/>
+          <w:b/>
+          <w:color w:val="000000"/>
+          <w:sz w:val="28"/>
+        </w:rPr>
+        <w:t>ВВЕДЕНИЕ</w:t>
       </w:r>
     </w:p>
     <w:p>
       <w:pPr>
-        <w:pStyle w:val="Heading1"/>
+        <w:spacing w:line="360" w:lineRule="auto" w:before="0" w:after="0"/>
+        <w:ind w:firstLine="709"/>
+        <w:jc w:val="both"/>
       </w:pPr>
       <w:r>
-        <w:t>2. Пункт А: Общее количество тестов и итоговая статистика прохождения</w:t>
+        <w:rPr>
+          <w:rFonts w:ascii="Times New Roman" w:hAnsi="Times New Roman"/>
+          <w:b w:val="0"/>
+          <w:i w:val="0"/>
+          <w:color w:val="000000"/>
+          <w:sz w:val="28"/>
+        </w:rPr>
+        <w:t>Модульное тестирование (Unit Testing) представляет собой фундаментальный метод обеспечения качества программного обеспечения, позволяющий проверять корректность работы отдельных функций, методов и классов в изолированной среде. Регулярный запуск автоматизированных тестов снижает риски возникновения регрессионных дефектов и повышает предсказуемость поведения программного комплекса.</w:t>
       </w:r>
     </w:p>
     <w:p>
+      <w:pPr>
+        <w:spacing w:line="360" w:lineRule="auto" w:before="0" w:after="0"/>
+        <w:ind w:firstLine="709"/>
+        <w:jc w:val="both"/>
+      </w:pPr>
       <w:r>
-        <w:t>Всего в рамках лабораторной работы разработано 45 юнит-тестов, разделенных на два независимых тестовых модуля:</w:t>
+        <w:rPr>
+          <w:rFonts w:ascii="Times New Roman" w:hAnsi="Times New Roman"/>
+          <w:b w:val="0"/>
+          <w:i w:val="0"/>
+          <w:color w:val="000000"/>
+          <w:sz w:val="28"/>
+        </w:rPr>
+        <w:t>Цель работы — освоение методологии разработки юнит-тестов на базе стандартной библиотеки unittest в языке Python, применение техник тест-дизайна (эквивалентное разбиение, анализ граничных значений), а также обнаружение, локализация и протоколирование дефектов логики в предоставленном учебном программном модуле.</w:t>
+      </w:r>
+    </w:p>
+    <w:p>
+      <w:pPr>
+        <w:spacing w:line="360" w:lineRule="auto" w:before="0" w:after="0"/>
+        <w:ind w:firstLine="709"/>
+        <w:jc w:val="both"/>
+      </w:pPr>
+      <w:r>
+        <w:rPr>
+          <w:rFonts w:ascii="Times New Roman" w:hAnsi="Times New Roman"/>
+          <w:b w:val="0"/>
+          <w:i w:val="0"/>
+          <w:color w:val="000000"/>
+          <w:sz w:val="28"/>
+        </w:rPr>
+        <w:t>Для достижения поставленной цели в рамках работы решены следующие задачи:</w:t>
+      </w:r>
+    </w:p>
+    <w:p>
+      <w:pPr>
+        <w:spacing w:line="360" w:lineRule="auto" w:before="0" w:after="0"/>
+        <w:ind w:firstLine="709"/>
+        <w:jc w:val="both"/>
+      </w:pPr>
+      <w:r>
+        <w:rPr>
+          <w:rFonts w:ascii="Times New Roman" w:hAnsi="Times New Roman"/>
+          <w:b w:val="0"/>
+          <w:i w:val="0"/>
+          <w:color w:val="000000"/>
+          <w:sz w:val="28"/>
+        </w:rPr>
+        <w:t>- разработать комплект независимых юнит-тестов (не менее 10) для собственного программного метода валидации учетных данных из лабораторной работы № 1;;</w:t>
+      </w:r>
+    </w:p>
+    <w:p>
+      <w:pPr>
+        <w:spacing w:line="360" w:lineRule="auto" w:before="0" w:after="0"/>
+        <w:ind w:firstLine="709"/>
+        <w:jc w:val="both"/>
+      </w:pPr>
+      <w:r>
+        <w:rPr>
+          <w:rFonts w:ascii="Times New Roman" w:hAnsi="Times New Roman"/>
+          <w:b w:val="0"/>
+          <w:i w:val="0"/>
+          <w:color w:val="000000"/>
+          <w:sz w:val="28"/>
+        </w:rPr>
+        <w:t>- проанализировать исходный код и бизнес-требования к предоставленному модулю расчета стоимости и сроков транспортировки отправлений (src/delivery.py);;</w:t>
+      </w:r>
+    </w:p>
+    <w:p>
+      <w:pPr>
+        <w:spacing w:line="360" w:lineRule="auto" w:before="0" w:after="0"/>
+        <w:ind w:firstLine="709"/>
+        <w:jc w:val="both"/>
+      </w:pPr>
+      <w:r>
+        <w:rPr>
+          <w:rFonts w:ascii="Times New Roman" w:hAnsi="Times New Roman"/>
+          <w:b w:val="0"/>
+          <w:i w:val="0"/>
+          <w:color w:val="000000"/>
+          <w:sz w:val="28"/>
+        </w:rPr>
+        <w:t>- спроектировать комплекс юнит-тестов (не менее 10) для проверки всех классов эквивалентности, граничных значений и исключительных ситуаций в модуле доставки;;</w:t>
+      </w:r>
+    </w:p>
+    <w:p>
+      <w:pPr>
+        <w:spacing w:line="360" w:lineRule="auto" w:before="0" w:after="0"/>
+        <w:ind w:firstLine="709"/>
+        <w:jc w:val="both"/>
+      </w:pPr>
+      <w:r>
+        <w:rPr>
+          <w:rFonts w:ascii="Times New Roman" w:hAnsi="Times New Roman"/>
+          <w:b w:val="0"/>
+          <w:i w:val="0"/>
+          <w:color w:val="000000"/>
+          <w:sz w:val="28"/>
+        </w:rPr>
+        <w:t>- выполнить прогон разработанных наборов тестов с применением механизма автоматического обнаружения (discover) фреймворка unittest;;</w:t>
+      </w:r>
+    </w:p>
+    <w:p>
+      <w:pPr>
+        <w:spacing w:line="360" w:lineRule="auto" w:before="0" w:after="0"/>
+        <w:ind w:firstLine="709"/>
+        <w:jc w:val="both"/>
+      </w:pPr>
+      <w:r>
+        <w:rPr>
+          <w:rFonts w:ascii="Times New Roman" w:hAnsi="Times New Roman"/>
+          <w:b w:val="0"/>
+          <w:i w:val="0"/>
+          <w:color w:val="000000"/>
+          <w:sz w:val="28"/>
+        </w:rPr>
+        <w:t>- зафиксировать упавшие тестовые сценарии, локализовать программные ошибки в коде и сформулировать обоснованные варианты их исправления..</w:t>
+      </w:r>
+    </w:p>
+    <w:p>
+      <w:pPr>
+        <w:spacing w:before="280" w:after="120" w:line="360" w:lineRule="auto"/>
+        <w:ind w:firstLine="709"/>
+        <w:jc w:val="left"/>
+      </w:pPr>
+      <w:r>
+        <w:rPr>
+          <w:rFonts w:ascii="Times New Roman" w:hAnsi="Times New Roman"/>
+          <w:b/>
+          <w:color w:val="000000"/>
+          <w:sz w:val="28"/>
+        </w:rPr>
+        <w:t>1 Общее количество тестов и итоговая статистика прохождения (Пункт А)</w:t>
+      </w:r>
+    </w:p>
+    <w:p>
+      <w:pPr>
+        <w:spacing w:line="360" w:lineRule="auto" w:before="0" w:after="0"/>
+        <w:ind w:firstLine="709"/>
+        <w:jc w:val="both"/>
+      </w:pPr>
+      <w:r>
+        <w:rPr>
+          <w:rFonts w:ascii="Times New Roman" w:hAnsi="Times New Roman"/>
+          <w:b w:val="0"/>
+          <w:i w:val="0"/>
+          <w:color w:val="000000"/>
+          <w:sz w:val="28"/>
+        </w:rPr>
+        <w:t>В соответствии с требованиями к лабораторной работе № 2 были подготовлены два автономных тестовых комплекта, размещенных в каталоге tests/. Комплекты покрывают как собственный метод регистрации пользователей из лабораторной работы № 1, так и предоставленный модуль расчета параметров доставки. Всего разработан 45 юнит-тестов.</w:t>
+      </w:r>
+    </w:p>
+    <w:p>
+      <w:pPr>
+        <w:spacing w:before="200" w:after="80" w:line="276" w:lineRule="auto"/>
+        <w:ind w:firstLine="0"/>
+        <w:jc w:val="left"/>
+      </w:pPr>
+      <w:r>
+        <w:rPr>
+          <w:rFonts w:ascii="Times New Roman" w:hAnsi="Times New Roman"/>
+          <w:b w:val="0"/>
+          <w:color w:val="000000"/>
+          <w:sz w:val="24"/>
+        </w:rPr>
+        <w:t>Таблица 1 — Итоговая статистика прохождения юнит-тестов проекта</w:t>
       </w:r>
     </w:p>
     <w:tbl>
@@ -146,210 +310,18 @@
         <w:tblLook w:firstColumn="1" w:firstRow="1" w:lastColumn="0" w:lastRow="0" w:noHBand="0" w:noVBand="1" w:val="04A0"/>
       </w:tblPr>
       <w:tblGrid>
-        <w:gridCol w:w="1656"/>
-        <w:gridCol w:w="1656"/>
-        <w:gridCol w:w="1656"/>
-        <w:gridCol w:w="1656"/>
-        <w:gridCol w:w="1656"/>
-        <w:gridCol w:w="1656"/>
+        <w:gridCol w:w="1559"/>
+        <w:gridCol w:w="1559"/>
+        <w:gridCol w:w="1559"/>
+        <w:gridCol w:w="1559"/>
+        <w:gridCol w:w="1559"/>
+        <w:gridCol w:w="1559"/>
       </w:tblGrid>
       <w:tr>
         <w:tc>
           <w:tcPr>
-            <w:tcW w:type="dxa" w:w="1656"/>
-            <w:shd w:fill="1F3864"/>
-            <w:tcMar>
-              <w:top w:w="120" w:type="dxa"/>
-              <w:bottom w:w="120" w:type="dxa"/>
-              <w:left w:w="100" w:type="dxa"/>
-              <w:right w:w="100" w:type="dxa"/>
-            </w:tcMar>
-          </w:tcPr>
-          <w:p>
-            <w:pPr>
-              <w:jc w:val="center"/>
-            </w:pPr>
-            <w:r>
-              <w:rPr>
-                <w:b/>
-                <w:color w:val="FFFFFF"/>
-                <w:sz w:val="20"/>
-              </w:rPr>
-              <w:t>Тестируемый модуль</w:t>
-            </w:r>
-          </w:p>
-        </w:tc>
-        <w:tc>
-          <w:tcPr>
-            <w:tcW w:type="dxa" w:w="1656"/>
-            <w:shd w:fill="1F3864"/>
-            <w:tcMar>
-              <w:top w:w="120" w:type="dxa"/>
-              <w:bottom w:w="120" w:type="dxa"/>
-              <w:left w:w="100" w:type="dxa"/>
-              <w:right w:w="100" w:type="dxa"/>
-            </w:tcMar>
-          </w:tcPr>
-          <w:p>
-            <w:pPr>
-              <w:jc w:val="center"/>
-            </w:pPr>
-            <w:r>
-              <w:rPr>
-                <w:b/>
-                <w:color w:val="FFFFFF"/>
-                <w:sz w:val="20"/>
-              </w:rPr>
-              <w:t>Файл тестов</w:t>
-            </w:r>
-          </w:p>
-        </w:tc>
-        <w:tc>
-          <w:tcPr>
-            <w:tcW w:type="dxa" w:w="1656"/>
-            <w:shd w:fill="1F3864"/>
-            <w:tcMar>
-              <w:top w:w="120" w:type="dxa"/>
-              <w:bottom w:w="120" w:type="dxa"/>
-              <w:left w:w="100" w:type="dxa"/>
-              <w:right w:w="100" w:type="dxa"/>
-            </w:tcMar>
-          </w:tcPr>
-          <w:p>
-            <w:pPr>
-              <w:jc w:val="center"/>
-            </w:pPr>
-            <w:r>
-              <w:rPr>
-                <w:b/>
-                <w:color w:val="FFFFFF"/>
-                <w:sz w:val="20"/>
-              </w:rPr>
-              <w:t>Всего тестов</w:t>
-            </w:r>
-          </w:p>
-        </w:tc>
-        <w:tc>
-          <w:tcPr>
-            <w:tcW w:type="dxa" w:w="1656"/>
-            <w:shd w:fill="1F3864"/>
-            <w:tcMar>
-              <w:top w:w="120" w:type="dxa"/>
-              <w:bottom w:w="120" w:type="dxa"/>
-              <w:left w:w="100" w:type="dxa"/>
-              <w:right w:w="100" w:type="dxa"/>
-            </w:tcMar>
-          </w:tcPr>
-          <w:p>
-            <w:pPr>
-              <w:jc w:val="center"/>
-            </w:pPr>
-            <w:r>
-              <w:rPr>
-                <w:b/>
-                <w:color w:val="FFFFFF"/>
-                <w:sz w:val="20"/>
-              </w:rPr>
-              <w:t>Пройдено (OK)</w:t>
-            </w:r>
-          </w:p>
-        </w:tc>
-        <w:tc>
-          <w:tcPr>
-            <w:tcW w:type="dxa" w:w="1656"/>
-            <w:shd w:fill="1F3864"/>
-            <w:tcMar>
-              <w:top w:w="120" w:type="dxa"/>
-              <w:bottom w:w="120" w:type="dxa"/>
-              <w:left w:w="100" w:type="dxa"/>
-              <w:right w:w="100" w:type="dxa"/>
-            </w:tcMar>
-          </w:tcPr>
-          <w:p>
-            <w:pPr>
-              <w:jc w:val="center"/>
-            </w:pPr>
-            <w:r>
-              <w:rPr>
-                <w:b/>
-                <w:color w:val="FFFFFF"/>
-                <w:sz w:val="20"/>
-              </w:rPr>
-              <w:t>Упало (Fail/Err)</w:t>
-            </w:r>
-          </w:p>
-        </w:tc>
-        <w:tc>
-          <w:tcPr>
-            <w:tcW w:type="dxa" w:w="1656"/>
-            <w:shd w:fill="1F3864"/>
-            <w:tcMar>
-              <w:top w:w="120" w:type="dxa"/>
-              <w:bottom w:w="120" w:type="dxa"/>
-              <w:left w:w="100" w:type="dxa"/>
-              <w:right w:w="100" w:type="dxa"/>
-            </w:tcMar>
-          </w:tcPr>
-          <w:p>
-            <w:pPr>
-              <w:jc w:val="center"/>
-            </w:pPr>
-            <w:r>
-              <w:rPr>
-                <w:b/>
-                <w:color w:val="FFFFFF"/>
-                <w:sz w:val="20"/>
-              </w:rPr>
-              <w:t>Успешность</w:t>
-            </w:r>
-          </w:p>
-        </w:tc>
-      </w:tr>
-      <w:tr>
-        <w:tc>
-          <w:tcPr>
-            <w:tcW w:type="dxa" w:w="1656"/>
-            <w:shd w:fill="F2F4F7"/>
-            <w:tcMar>
-              <w:top w:w="100" w:type="dxa"/>
-              <w:bottom w:w="100" w:type="dxa"/>
-              <w:left w:w="100" w:type="dxa"/>
-              <w:right w:w="100" w:type="dxa"/>
-            </w:tcMar>
-          </w:tcPr>
-          <w:p>
-            <w:r>
-              <w:rPr>
-                <w:sz w:val="20"/>
-              </w:rPr>
-              <w:t>ЛР1: Регистрация пользователей</w:t>
-            </w:r>
-          </w:p>
-        </w:tc>
-        <w:tc>
-          <w:tcPr>
-            <w:tcW w:type="dxa" w:w="1656"/>
-            <w:shd w:fill="F2F4F7"/>
-            <w:tcMar>
-              <w:top w:w="100" w:type="dxa"/>
-              <w:bottom w:w="100" w:type="dxa"/>
-              <w:left w:w="100" w:type="dxa"/>
-              <w:right w:w="100" w:type="dxa"/>
-            </w:tcMar>
-          </w:tcPr>
-          <w:p>
-            <w:r>
-              <w:rPr>
-                <w:sz w:val="20"/>
-              </w:rPr>
-              <w:t>tests/test_registration.py</w:t>
-            </w:r>
-          </w:p>
-        </w:tc>
-        <w:tc>
-          <w:tcPr>
-            <w:tcW w:type="dxa" w:w="1656"/>
-            <w:shd w:fill="F2F4F7"/>
+            <w:tcW w:type="dxa" w:w="2592"/>
+            <w:shd w:fill="F2F2F2"/>
             <w:tcMar>
               <w:top w:w="100" w:type="dxa"/>
               <w:bottom w:w="100" w:type="dxa"/>
@@ -363,16 +335,19 @@
             </w:pPr>
             <w:r>
               <w:rPr>
-                <w:sz w:val="20"/>
+                <w:rFonts w:ascii="Times New Roman" w:hAnsi="Times New Roman"/>
+                <w:b/>
+                <w:color w:val="000000"/>
+                <w:sz w:val="22"/>
               </w:rPr>
-              <w:t>22</w:t>
+              <w:t>Тестируемый модуль</w:t>
             </w:r>
           </w:p>
         </w:tc>
         <w:tc>
           <w:tcPr>
-            <w:tcW w:type="dxa" w:w="1656"/>
-            <w:shd w:fill="F2F4F7"/>
+            <w:tcW w:type="dxa" w:w="2592"/>
+            <w:shd w:fill="F2F2F2"/>
             <w:tcMar>
               <w:top w:w="100" w:type="dxa"/>
               <w:bottom w:w="100" w:type="dxa"/>
@@ -386,16 +361,19 @@
             </w:pPr>
             <w:r>
               <w:rPr>
-                <w:sz w:val="20"/>
+                <w:rFonts w:ascii="Times New Roman" w:hAnsi="Times New Roman"/>
+                <w:b/>
+                <w:color w:val="000000"/>
+                <w:sz w:val="22"/>
               </w:rPr>
-              <w:t>22</w:t>
+              <w:t>Файл тестов</w:t>
             </w:r>
           </w:p>
         </w:tc>
         <w:tc>
           <w:tcPr>
-            <w:tcW w:type="dxa" w:w="1656"/>
-            <w:shd w:fill="F2F4F7"/>
+            <w:tcW w:type="dxa" w:w="1152"/>
+            <w:shd w:fill="F2F2F2"/>
             <w:tcMar>
               <w:top w:w="100" w:type="dxa"/>
               <w:bottom w:w="100" w:type="dxa"/>
@@ -409,16 +387,19 @@
             </w:pPr>
             <w:r>
               <w:rPr>
-                <w:sz w:val="20"/>
+                <w:rFonts w:ascii="Times New Roman" w:hAnsi="Times New Roman"/>
+                <w:b/>
+                <w:color w:val="000000"/>
+                <w:sz w:val="22"/>
               </w:rPr>
-              <w:t>0</w:t>
+              <w:t>Всего тестов</w:t>
             </w:r>
           </w:p>
         </w:tc>
         <w:tc>
           <w:tcPr>
-            <w:tcW w:type="dxa" w:w="1656"/>
-            <w:shd w:fill="F2F4F7"/>
+            <w:tcW w:type="dxa" w:w="1296"/>
+            <w:shd w:fill="F2F2F2"/>
             <w:tcMar>
               <w:top w:w="100" w:type="dxa"/>
               <w:bottom w:w="100" w:type="dxa"/>
@@ -432,58 +413,19 @@
             </w:pPr>
             <w:r>
               <w:rPr>
-                <w:sz w:val="20"/>
+                <w:rFonts w:ascii="Times New Roman" w:hAnsi="Times New Roman"/>
+                <w:b/>
+                <w:color w:val="000000"/>
+                <w:sz w:val="22"/>
               </w:rPr>
-              <w:t>100.0%</w:t>
-            </w:r>
-          </w:p>
-        </w:tc>
-      </w:tr>
-      <w:tr>
-        <w:tc>
-          <w:tcPr>
-            <w:tcW w:type="dxa" w:w="1656"/>
-            <w:shd w:fill="FFFFFF"/>
-            <w:tcMar>
-              <w:top w:w="100" w:type="dxa"/>
-              <w:bottom w:w="100" w:type="dxa"/>
-              <w:left w:w="100" w:type="dxa"/>
-              <w:right w:w="100" w:type="dxa"/>
-            </w:tcMar>
-          </w:tcPr>
-          <w:p>
-            <w:r>
-              <w:rPr>
-                <w:sz w:val="20"/>
-              </w:rPr>
-              <w:t>ЛР2: Модуль расчета доставки</w:t>
+              <w:t>Пройдено (OK)</w:t>
             </w:r>
           </w:p>
         </w:tc>
         <w:tc>
           <w:tcPr>
-            <w:tcW w:type="dxa" w:w="1656"/>
-            <w:shd w:fill="FFFFFF"/>
-            <w:tcMar>
-              <w:top w:w="100" w:type="dxa"/>
-              <w:bottom w:w="100" w:type="dxa"/>
-              <w:left w:w="100" w:type="dxa"/>
-              <w:right w:w="100" w:type="dxa"/>
-            </w:tcMar>
-          </w:tcPr>
-          <w:p>
-            <w:r>
-              <w:rPr>
-                <w:sz w:val="20"/>
-              </w:rPr>
-              <w:t>tests/test_delivery.py</w:t>
-            </w:r>
-          </w:p>
-        </w:tc>
-        <w:tc>
-          <w:tcPr>
-            <w:tcW w:type="dxa" w:w="1656"/>
-            <w:shd w:fill="FFFFFF"/>
+            <w:tcW w:type="dxa" w:w="1296"/>
+            <w:shd w:fill="F2F2F2"/>
             <w:tcMar>
               <w:top w:w="100" w:type="dxa"/>
               <w:bottom w:w="100" w:type="dxa"/>
@@ -497,16 +439,19 @@
             </w:pPr>
             <w:r>
               <w:rPr>
-                <w:sz w:val="20"/>
+                <w:rFonts w:ascii="Times New Roman" w:hAnsi="Times New Roman"/>
+                <w:b/>
+                <w:color w:val="000000"/>
+                <w:sz w:val="22"/>
               </w:rPr>
-              <w:t>23</w:t>
+              <w:t>Упало (Fail/Err)</w:t>
             </w:r>
           </w:p>
         </w:tc>
         <w:tc>
           <w:tcPr>
-            <w:tcW w:type="dxa" w:w="1656"/>
-            <w:shd w:fill="FFFFFF"/>
+            <w:tcW w:type="dxa" w:w="1296"/>
+            <w:shd w:fill="F2F2F2"/>
             <w:tcMar>
               <w:top w:w="100" w:type="dxa"/>
               <w:bottom w:w="100" w:type="dxa"/>
@@ -520,7 +465,274 @@
             </w:pPr>
             <w:r>
               <w:rPr>
-                <w:sz w:val="20"/>
+                <w:rFonts w:ascii="Times New Roman" w:hAnsi="Times New Roman"/>
+                <w:b/>
+                <w:color w:val="000000"/>
+                <w:sz w:val="22"/>
+              </w:rPr>
+              <w:t>Успешность</w:t>
+            </w:r>
+          </w:p>
+        </w:tc>
+      </w:tr>
+      <w:tr>
+        <w:tc>
+          <w:tcPr>
+            <w:tcW w:type="dxa" w:w="2592"/>
+            <w:shd w:fill="FFFFFF"/>
+            <w:tcMar>
+              <w:top w:w="80" w:type="dxa"/>
+              <w:bottom w:w="80" w:type="dxa"/>
+              <w:left w:w="100" w:type="dxa"/>
+              <w:right w:w="100" w:type="dxa"/>
+            </w:tcMar>
+          </w:tcPr>
+          <w:p>
+            <w:pPr>
+              <w:jc w:val="left"/>
+            </w:pPr>
+            <w:r>
+              <w:rPr>
+                <w:rFonts w:ascii="Times New Roman" w:hAnsi="Times New Roman"/>
+                <w:b w:val="0"/>
+                <w:color w:val="000000"/>
+                <w:sz w:val="21"/>
+              </w:rPr>
+              <w:t>ЛР1: Регистрация пользователей</w:t>
+            </w:r>
+          </w:p>
+        </w:tc>
+        <w:tc>
+          <w:tcPr>
+            <w:tcW w:type="dxa" w:w="2592"/>
+            <w:shd w:fill="FFFFFF"/>
+            <w:tcMar>
+              <w:top w:w="80" w:type="dxa"/>
+              <w:bottom w:w="80" w:type="dxa"/>
+              <w:left w:w="100" w:type="dxa"/>
+              <w:right w:w="100" w:type="dxa"/>
+            </w:tcMar>
+          </w:tcPr>
+          <w:p>
+            <w:pPr>
+              <w:jc w:val="left"/>
+            </w:pPr>
+            <w:r>
+              <w:rPr>
+                <w:rFonts w:ascii="Times New Roman" w:hAnsi="Times New Roman"/>
+                <w:b w:val="0"/>
+                <w:color w:val="000000"/>
+                <w:sz w:val="21"/>
+              </w:rPr>
+              <w:t>tests/test_registration.py</w:t>
+            </w:r>
+          </w:p>
+        </w:tc>
+        <w:tc>
+          <w:tcPr>
+            <w:tcW w:type="dxa" w:w="1152"/>
+            <w:shd w:fill="FFFFFF"/>
+            <w:tcMar>
+              <w:top w:w="80" w:type="dxa"/>
+              <w:bottom w:w="80" w:type="dxa"/>
+              <w:left w:w="100" w:type="dxa"/>
+              <w:right w:w="100" w:type="dxa"/>
+            </w:tcMar>
+          </w:tcPr>
+          <w:p>
+            <w:pPr>
+              <w:jc w:val="center"/>
+            </w:pPr>
+            <w:r>
+              <w:rPr>
+                <w:rFonts w:ascii="Times New Roman" w:hAnsi="Times New Roman"/>
+                <w:b w:val="0"/>
+                <w:color w:val="000000"/>
+                <w:sz w:val="21"/>
+              </w:rPr>
+              <w:t>22</w:t>
+            </w:r>
+          </w:p>
+        </w:tc>
+        <w:tc>
+          <w:tcPr>
+            <w:tcW w:type="dxa" w:w="1296"/>
+            <w:shd w:fill="FFFFFF"/>
+            <w:tcMar>
+              <w:top w:w="80" w:type="dxa"/>
+              <w:bottom w:w="80" w:type="dxa"/>
+              <w:left w:w="100" w:type="dxa"/>
+              <w:right w:w="100" w:type="dxa"/>
+            </w:tcMar>
+          </w:tcPr>
+          <w:p>
+            <w:pPr>
+              <w:jc w:val="center"/>
+            </w:pPr>
+            <w:r>
+              <w:rPr>
+                <w:rFonts w:ascii="Times New Roman" w:hAnsi="Times New Roman"/>
+                <w:b w:val="0"/>
+                <w:color w:val="000000"/>
+                <w:sz w:val="21"/>
+              </w:rPr>
+              <w:t>22</w:t>
+            </w:r>
+          </w:p>
+        </w:tc>
+        <w:tc>
+          <w:tcPr>
+            <w:tcW w:type="dxa" w:w="1296"/>
+            <w:shd w:fill="FFFFFF"/>
+            <w:tcMar>
+              <w:top w:w="80" w:type="dxa"/>
+              <w:bottom w:w="80" w:type="dxa"/>
+              <w:left w:w="100" w:type="dxa"/>
+              <w:right w:w="100" w:type="dxa"/>
+            </w:tcMar>
+          </w:tcPr>
+          <w:p>
+            <w:pPr>
+              <w:jc w:val="center"/>
+            </w:pPr>
+            <w:r>
+              <w:rPr>
+                <w:rFonts w:ascii="Times New Roman" w:hAnsi="Times New Roman"/>
+                <w:b w:val="0"/>
+                <w:color w:val="000000"/>
+                <w:sz w:val="21"/>
+              </w:rPr>
+              <w:t>0</w:t>
+            </w:r>
+          </w:p>
+        </w:tc>
+        <w:tc>
+          <w:tcPr>
+            <w:tcW w:type="dxa" w:w="1296"/>
+            <w:shd w:fill="FFFFFF"/>
+            <w:tcMar>
+              <w:top w:w="80" w:type="dxa"/>
+              <w:bottom w:w="80" w:type="dxa"/>
+              <w:left w:w="100" w:type="dxa"/>
+              <w:right w:w="100" w:type="dxa"/>
+            </w:tcMar>
+          </w:tcPr>
+          <w:p>
+            <w:pPr>
+              <w:jc w:val="center"/>
+            </w:pPr>
+            <w:r>
+              <w:rPr>
+                <w:rFonts w:ascii="Times New Roman" w:hAnsi="Times New Roman"/>
+                <w:b w:val="0"/>
+                <w:color w:val="000000"/>
+                <w:sz w:val="21"/>
+              </w:rPr>
+              <w:t>100.0%</w:t>
+            </w:r>
+          </w:p>
+        </w:tc>
+      </w:tr>
+      <w:tr>
+        <w:tc>
+          <w:tcPr>
+            <w:tcW w:type="dxa" w:w="2592"/>
+            <w:shd w:fill="FFFFFF"/>
+            <w:tcMar>
+              <w:top w:w="80" w:type="dxa"/>
+              <w:bottom w:w="80" w:type="dxa"/>
+              <w:left w:w="100" w:type="dxa"/>
+              <w:right w:w="100" w:type="dxa"/>
+            </w:tcMar>
+          </w:tcPr>
+          <w:p>
+            <w:pPr>
+              <w:jc w:val="left"/>
+            </w:pPr>
+            <w:r>
+              <w:rPr>
+                <w:rFonts w:ascii="Times New Roman" w:hAnsi="Times New Roman"/>
+                <w:b w:val="0"/>
+                <w:color w:val="000000"/>
+                <w:sz w:val="21"/>
+              </w:rPr>
+              <w:t>ЛР2: Расчет стоимости доставки</w:t>
+            </w:r>
+          </w:p>
+        </w:tc>
+        <w:tc>
+          <w:tcPr>
+            <w:tcW w:type="dxa" w:w="2592"/>
+            <w:shd w:fill="FFFFFF"/>
+            <w:tcMar>
+              <w:top w:w="80" w:type="dxa"/>
+              <w:bottom w:w="80" w:type="dxa"/>
+              <w:left w:w="100" w:type="dxa"/>
+              <w:right w:w="100" w:type="dxa"/>
+            </w:tcMar>
+          </w:tcPr>
+          <w:p>
+            <w:pPr>
+              <w:jc w:val="left"/>
+            </w:pPr>
+            <w:r>
+              <w:rPr>
+                <w:rFonts w:ascii="Times New Roman" w:hAnsi="Times New Roman"/>
+                <w:b w:val="0"/>
+                <w:color w:val="000000"/>
+                <w:sz w:val="21"/>
+              </w:rPr>
+              <w:t>tests/test_delivery.py</w:t>
+            </w:r>
+          </w:p>
+        </w:tc>
+        <w:tc>
+          <w:tcPr>
+            <w:tcW w:type="dxa" w:w="1152"/>
+            <w:shd w:fill="FFFFFF"/>
+            <w:tcMar>
+              <w:top w:w="80" w:type="dxa"/>
+              <w:bottom w:w="80" w:type="dxa"/>
+              <w:left w:w="100" w:type="dxa"/>
+              <w:right w:w="100" w:type="dxa"/>
+            </w:tcMar>
+          </w:tcPr>
+          <w:p>
+            <w:pPr>
+              <w:jc w:val="center"/>
+            </w:pPr>
+            <w:r>
+              <w:rPr>
+                <w:rFonts w:ascii="Times New Roman" w:hAnsi="Times New Roman"/>
+                <w:b w:val="0"/>
+                <w:color w:val="000000"/>
+                <w:sz w:val="21"/>
+              </w:rPr>
+              <w:t>23</w:t>
+            </w:r>
+          </w:p>
+        </w:tc>
+        <w:tc>
+          <w:tcPr>
+            <w:tcW w:type="dxa" w:w="1296"/>
+            <w:shd w:fill="FFFFFF"/>
+            <w:tcMar>
+              <w:top w:w="80" w:type="dxa"/>
+              <w:bottom w:w="80" w:type="dxa"/>
+              <w:left w:w="100" w:type="dxa"/>
+              <w:right w:w="100" w:type="dxa"/>
+            </w:tcMar>
+          </w:tcPr>
+          <w:p>
+            <w:pPr>
+              <w:jc w:val="center"/>
+            </w:pPr>
+            <w:r>
+              <w:rPr>
+                <w:rFonts w:ascii="Times New Roman" w:hAnsi="Times New Roman"/>
+                <w:b w:val="0"/>
+                <w:color w:val="000000"/>
+                <w:sz w:val="21"/>
               </w:rPr>
               <w:t>19</w:t>
             </w:r>
@@ -528,8 +740,368 @@
         </w:tc>
         <w:tc>
           <w:tcPr>
-            <w:tcW w:type="dxa" w:w="1656"/>
+            <w:tcW w:type="dxa" w:w="1296"/>
             <w:shd w:fill="FFFFFF"/>
+            <w:tcMar>
+              <w:top w:w="80" w:type="dxa"/>
+              <w:bottom w:w="80" w:type="dxa"/>
+              <w:left w:w="100" w:type="dxa"/>
+              <w:right w:w="100" w:type="dxa"/>
+            </w:tcMar>
+          </w:tcPr>
+          <w:p>
+            <w:pPr>
+              <w:jc w:val="center"/>
+            </w:pPr>
+            <w:r>
+              <w:rPr>
+                <w:rFonts w:ascii="Times New Roman" w:hAnsi="Times New Roman"/>
+                <w:b w:val="0"/>
+                <w:color w:val="000000"/>
+                <w:sz w:val="21"/>
+              </w:rPr>
+              <w:t>4</w:t>
+            </w:r>
+          </w:p>
+        </w:tc>
+        <w:tc>
+          <w:tcPr>
+            <w:tcW w:type="dxa" w:w="1296"/>
+            <w:shd w:fill="FFFFFF"/>
+            <w:tcMar>
+              <w:top w:w="80" w:type="dxa"/>
+              <w:bottom w:w="80" w:type="dxa"/>
+              <w:left w:w="100" w:type="dxa"/>
+              <w:right w:w="100" w:type="dxa"/>
+            </w:tcMar>
+          </w:tcPr>
+          <w:p>
+            <w:pPr>
+              <w:jc w:val="center"/>
+            </w:pPr>
+            <w:r>
+              <w:rPr>
+                <w:rFonts w:ascii="Times New Roman" w:hAnsi="Times New Roman"/>
+                <w:b w:val="0"/>
+                <w:color w:val="000000"/>
+                <w:sz w:val="21"/>
+              </w:rPr>
+              <w:t>82.6%</w:t>
+            </w:r>
+          </w:p>
+        </w:tc>
+      </w:tr>
+      <w:tr>
+        <w:tc>
+          <w:tcPr>
+            <w:tcW w:type="dxa" w:w="2592"/>
+            <w:shd w:fill="EBEBEB"/>
+            <w:tcMar>
+              <w:top w:w="80" w:type="dxa"/>
+              <w:bottom w:w="80" w:type="dxa"/>
+              <w:left w:w="100" w:type="dxa"/>
+              <w:right w:w="100" w:type="dxa"/>
+            </w:tcMar>
+          </w:tcPr>
+          <w:p>
+            <w:pPr>
+              <w:jc w:val="left"/>
+            </w:pPr>
+            <w:r>
+              <w:rPr>
+                <w:rFonts w:ascii="Times New Roman" w:hAnsi="Times New Roman"/>
+                <w:b/>
+                <w:color w:val="000000"/>
+                <w:sz w:val="21"/>
+              </w:rPr>
+              <w:t>ИТОГО ПО ПРОЕКТУ</w:t>
+            </w:r>
+          </w:p>
+        </w:tc>
+        <w:tc>
+          <w:tcPr>
+            <w:tcW w:type="dxa" w:w="2592"/>
+            <w:shd w:fill="EBEBEB"/>
+            <w:tcMar>
+              <w:top w:w="80" w:type="dxa"/>
+              <w:bottom w:w="80" w:type="dxa"/>
+              <w:left w:w="100" w:type="dxa"/>
+              <w:right w:w="100" w:type="dxa"/>
+            </w:tcMar>
+          </w:tcPr>
+          <w:p>
+            <w:pPr>
+              <w:jc w:val="left"/>
+            </w:pPr>
+            <w:r>
+              <w:rPr>
+                <w:rFonts w:ascii="Times New Roman" w:hAnsi="Times New Roman"/>
+                <w:b/>
+                <w:color w:val="000000"/>
+                <w:sz w:val="21"/>
+              </w:rPr>
+              <w:t>Все модули каталога tests/</w:t>
+            </w:r>
+          </w:p>
+        </w:tc>
+        <w:tc>
+          <w:tcPr>
+            <w:tcW w:type="dxa" w:w="1152"/>
+            <w:shd w:fill="EBEBEB"/>
+            <w:tcMar>
+              <w:top w:w="80" w:type="dxa"/>
+              <w:bottom w:w="80" w:type="dxa"/>
+              <w:left w:w="100" w:type="dxa"/>
+              <w:right w:w="100" w:type="dxa"/>
+            </w:tcMar>
+          </w:tcPr>
+          <w:p>
+            <w:pPr>
+              <w:jc w:val="center"/>
+            </w:pPr>
+            <w:r>
+              <w:rPr>
+                <w:rFonts w:ascii="Times New Roman" w:hAnsi="Times New Roman"/>
+                <w:b/>
+                <w:color w:val="000000"/>
+                <w:sz w:val="21"/>
+              </w:rPr>
+              <w:t>45</w:t>
+            </w:r>
+          </w:p>
+        </w:tc>
+        <w:tc>
+          <w:tcPr>
+            <w:tcW w:type="dxa" w:w="1296"/>
+            <w:shd w:fill="EBEBEB"/>
+            <w:tcMar>
+              <w:top w:w="80" w:type="dxa"/>
+              <w:bottom w:w="80" w:type="dxa"/>
+              <w:left w:w="100" w:type="dxa"/>
+              <w:right w:w="100" w:type="dxa"/>
+            </w:tcMar>
+          </w:tcPr>
+          <w:p>
+            <w:pPr>
+              <w:jc w:val="center"/>
+            </w:pPr>
+            <w:r>
+              <w:rPr>
+                <w:rFonts w:ascii="Times New Roman" w:hAnsi="Times New Roman"/>
+                <w:b/>
+                <w:color w:val="000000"/>
+                <w:sz w:val="21"/>
+              </w:rPr>
+              <w:t>41</w:t>
+            </w:r>
+          </w:p>
+        </w:tc>
+        <w:tc>
+          <w:tcPr>
+            <w:tcW w:type="dxa" w:w="1296"/>
+            <w:shd w:fill="EBEBEB"/>
+            <w:tcMar>
+              <w:top w:w="80" w:type="dxa"/>
+              <w:bottom w:w="80" w:type="dxa"/>
+              <w:left w:w="100" w:type="dxa"/>
+              <w:right w:w="100" w:type="dxa"/>
+            </w:tcMar>
+          </w:tcPr>
+          <w:p>
+            <w:pPr>
+              <w:jc w:val="center"/>
+            </w:pPr>
+            <w:r>
+              <w:rPr>
+                <w:rFonts w:ascii="Times New Roman" w:hAnsi="Times New Roman"/>
+                <w:b/>
+                <w:color w:val="000000"/>
+                <w:sz w:val="21"/>
+              </w:rPr>
+              <w:t>4</w:t>
+            </w:r>
+          </w:p>
+        </w:tc>
+        <w:tc>
+          <w:tcPr>
+            <w:tcW w:type="dxa" w:w="1296"/>
+            <w:shd w:fill="EBEBEB"/>
+            <w:tcMar>
+              <w:top w:w="80" w:type="dxa"/>
+              <w:bottom w:w="80" w:type="dxa"/>
+              <w:left w:w="100" w:type="dxa"/>
+              <w:right w:w="100" w:type="dxa"/>
+            </w:tcMar>
+          </w:tcPr>
+          <w:p>
+            <w:pPr>
+              <w:jc w:val="center"/>
+            </w:pPr>
+            <w:r>
+              <w:rPr>
+                <w:rFonts w:ascii="Times New Roman" w:hAnsi="Times New Roman"/>
+                <w:b/>
+                <w:color w:val="000000"/>
+                <w:sz w:val="21"/>
+              </w:rPr>
+              <w:t>91.1%</w:t>
+            </w:r>
+          </w:p>
+        </w:tc>
+      </w:tr>
+    </w:tbl>
+    <w:p>
+      <w:pPr>
+        <w:spacing w:line="360" w:lineRule="auto" w:before="160" w:after="0"/>
+        <w:ind w:firstLine="709"/>
+        <w:jc w:val="both"/>
+      </w:pPr>
+      <w:r>
+        <w:rPr>
+          <w:rFonts w:ascii="Times New Roman" w:hAnsi="Times New Roman"/>
+          <w:b w:val="0"/>
+          <w:i w:val="0"/>
+          <w:color w:val="000000"/>
+          <w:sz w:val="28"/>
+        </w:rPr>
+        <w:t>Набор тестов собственного проекта (tests/test_registration.py) содержит 22 теста и проверяет соответствие входных параметров маскам телефонных номеров (+x-xxx-xxx-xxxx), формату адресов электронной почты по стандарту RFC, длине и допустимым символам строковых идентификаторов, фильтрацию по черному списку служебных учетных записей, а также обязательное наличие в пароле прописных и строчных букв кириллицы, цифр и спецсимволов. Все 22 теста успешно завершились (статус OK), подтверждая корректность ранее реализованной бизнес-логики.</w:t>
+      </w:r>
+    </w:p>
+    <w:p>
+      <w:pPr>
+        <w:spacing w:line="360" w:lineRule="auto" w:before="0" w:after="0"/>
+        <w:ind w:firstLine="709"/>
+        <w:jc w:val="both"/>
+      </w:pPr>
+      <w:r>
+        <w:rPr>
+          <w:rFonts w:ascii="Times New Roman" w:hAnsi="Times New Roman"/>
+          <w:b w:val="0"/>
+          <w:i w:val="0"/>
+          <w:color w:val="000000"/>
+          <w:sz w:val="28"/>
+        </w:rPr>
+        <w:t>Набор тестов модуля доставки (tests/test_delivery.py) включает 23 тестовых метода, охватывающих базовый тариф (200 руб.), километражную составляющую (5 руб./км), весовые коэффициенты (1.2 при весе от 5 до 20 кг; 1.5 при весе от 20 до 50 кг), дополнительные наценки по категории груза («хрупкий» +300 руб., «опасный» +1000 руб.), экспресс-доставку, расчет даты транспортировки от фиксированной даты (2026-09-03) и граничные физические ограничения (0.1 кг, 50.0 кг, 1 км, 5000 км).</w:t>
+      </w:r>
+    </w:p>
+    <w:p>
+      <w:pPr>
+        <w:spacing w:before="280" w:after="120" w:line="360" w:lineRule="auto"/>
+        <w:ind w:firstLine="709"/>
+        <w:jc w:val="left"/>
+      </w:pPr>
+      <w:r>
+        <w:rPr>
+          <w:rFonts w:ascii="Times New Roman" w:hAnsi="Times New Roman"/>
+          <w:b/>
+          <w:color w:val="000000"/>
+          <w:sz w:val="28"/>
+        </w:rPr>
+        <w:t>2 Точное количество упавших тестов для модуля доставки (Пункт Б)</w:t>
+      </w:r>
+    </w:p>
+    <w:p>
+      <w:pPr>
+        <w:spacing w:line="360" w:lineRule="auto" w:before="0" w:after="0"/>
+        <w:ind w:firstLine="709"/>
+        <w:jc w:val="both"/>
+      </w:pPr>
+      <w:r>
+        <w:rPr>
+          <w:rFonts w:ascii="Times New Roman" w:hAnsi="Times New Roman"/>
+          <w:b w:val="0"/>
+          <w:i w:val="0"/>
+          <w:color w:val="000000"/>
+          <w:sz w:val="28"/>
+        </w:rPr>
+        <w:t>При автоматизированном прогоне набора юнит-тестов tests/test_delivery.py на предоставленной исходной реализации модуля src/delivery.py зафиксированы следующие результаты:</w:t>
+      </w:r>
+    </w:p>
+    <w:p>
+      <w:pPr>
+        <w:spacing w:line="360" w:lineRule="auto" w:before="0" w:after="0"/>
+        <w:ind w:firstLine="709"/>
+        <w:jc w:val="both"/>
+      </w:pPr>
+      <w:r>
+        <w:rPr>
+          <w:rFonts w:ascii="Times New Roman" w:hAnsi="Times New Roman"/>
+          <w:b w:val="0"/>
+          <w:i w:val="0"/>
+          <w:color w:val="000000"/>
+          <w:sz w:val="28"/>
+        </w:rPr>
+        <w:t>- точное количество не прошедших (упавших) тестов: 4 (четыре) теста из 23;</w:t>
+      </w:r>
+    </w:p>
+    <w:p>
+      <w:pPr>
+        <w:spacing w:line="360" w:lineRule="auto" w:before="0" w:after="0"/>
+        <w:ind w:firstLine="709"/>
+        <w:jc w:val="both"/>
+      </w:pPr>
+      <w:r>
+        <w:rPr>
+          <w:rFonts w:ascii="Times New Roman" w:hAnsi="Times New Roman"/>
+          <w:b w:val="0"/>
+          <w:i w:val="0"/>
+          <w:color w:val="000000"/>
+          <w:sz w:val="28"/>
+        </w:rPr>
+        <w:t>- количество падений с ошибкой валидации утверждения (AssertionError / FAIL): 3 теста;</w:t>
+      </w:r>
+    </w:p>
+    <w:p>
+      <w:pPr>
+        <w:spacing w:line="360" w:lineRule="auto" w:before="0" w:after="0"/>
+        <w:ind w:firstLine="709"/>
+        <w:jc w:val="both"/>
+      </w:pPr>
+      <w:r>
+        <w:rPr>
+          <w:rFonts w:ascii="Times New Roman" w:hAnsi="Times New Roman"/>
+          <w:b w:val="0"/>
+          <w:i w:val="0"/>
+          <w:color w:val="000000"/>
+          <w:sz w:val="28"/>
+        </w:rPr>
+        <w:t>- количество падений с необработанным исключением исполнения (TypeError / ERROR): 1 тест.</w:t>
+      </w:r>
+    </w:p>
+    <w:p>
+      <w:pPr>
+        <w:spacing w:before="200" w:after="80" w:line="276" w:lineRule="auto"/>
+        <w:ind w:firstLine="0"/>
+        <w:jc w:val="left"/>
+      </w:pPr>
+      <w:r>
+        <w:rPr>
+          <w:rFonts w:ascii="Times New Roman" w:hAnsi="Times New Roman"/>
+          <w:b w:val="0"/>
+          <w:color w:val="000000"/>
+          <w:sz w:val="24"/>
+        </w:rPr>
+        <w:t>Таблица 2 — Сводный перечень упавших тестов модуля доставки src/delivery.py</w:t>
+      </w:r>
+    </w:p>
+    <w:tbl>
+      <w:tblPr>
+        <w:tblStyle w:val="TableGrid"/>
+        <w:tblW w:type="auto" w:w="0"/>
+        <w:jc w:val="center"/>
+        <w:tblLook w:firstColumn="1" w:firstRow="1" w:lastColumn="0" w:lastRow="0" w:noHBand="0" w:noVBand="1" w:val="04A0"/>
+      </w:tblPr>
+      <w:tblGrid>
+        <w:gridCol w:w="2339"/>
+        <w:gridCol w:w="2339"/>
+        <w:gridCol w:w="2339"/>
+        <w:gridCol w:w="2339"/>
+      </w:tblGrid>
+      <w:tr>
+        <w:tc>
+          <w:tcPr>
+            <w:tcW w:type="dxa" w:w="864"/>
+            <w:shd w:fill="F2F2F2"/>
             <w:tcMar>
               <w:top w:w="100" w:type="dxa"/>
               <w:bottom w:w="100" w:type="dxa"/>
@@ -543,16 +1115,19 @@
             </w:pPr>
             <w:r>
               <w:rPr>
-                <w:sz w:val="20"/>
+                <w:rFonts w:ascii="Times New Roman" w:hAnsi="Times New Roman"/>
+                <w:b/>
+                <w:color w:val="000000"/>
+                <w:sz w:val="22"/>
               </w:rPr>
-              <w:t>4</w:t>
+              <w:t>№</w:t>
             </w:r>
           </w:p>
         </w:tc>
         <w:tc>
           <w:tcPr>
-            <w:tcW w:type="dxa" w:w="1656"/>
-            <w:shd w:fill="FFFFFF"/>
+            <w:tcW w:type="dxa" w:w="3312"/>
+            <w:shd w:fill="F2F2F2"/>
             <w:tcMar>
               <w:top w:w="100" w:type="dxa"/>
               <w:bottom w:w="100" w:type="dxa"/>
@@ -566,60 +1141,19 @@
             </w:pPr>
             <w:r>
               <w:rPr>
-                <w:sz w:val="20"/>
+                <w:rFonts w:ascii="Times New Roman" w:hAnsi="Times New Roman"/>
+                <w:b/>
+                <w:color w:val="000000"/>
+                <w:sz w:val="22"/>
               </w:rPr>
-              <w:t>82.6%</w:t>
-            </w:r>
-          </w:p>
-        </w:tc>
-      </w:tr>
-      <w:tr>
-        <w:tc>
-          <w:tcPr>
-            <w:tcW w:type="dxa" w:w="1656"/>
-            <w:shd w:fill="D9E1F2"/>
-            <w:tcMar>
-              <w:top w:w="100" w:type="dxa"/>
-              <w:bottom w:w="100" w:type="dxa"/>
-              <w:left w:w="100" w:type="dxa"/>
-              <w:right w:w="100" w:type="dxa"/>
-            </w:tcMar>
-          </w:tcPr>
-          <w:p>
-            <w:r>
-              <w:rPr>
-                <w:b/>
-                <w:sz w:val="20"/>
-              </w:rPr>
-              <w:t>ИТОГО ПО ПРОЕКТУ</w:t>
+              <w:t>Название теста</w:t>
             </w:r>
           </w:p>
         </w:tc>
         <w:tc>
           <w:tcPr>
-            <w:tcW w:type="dxa" w:w="1656"/>
-            <w:shd w:fill="D9E1F2"/>
-            <w:tcMar>
-              <w:top w:w="100" w:type="dxa"/>
-              <w:bottom w:w="100" w:type="dxa"/>
-              <w:left w:w="100" w:type="dxa"/>
-              <w:right w:w="100" w:type="dxa"/>
-            </w:tcMar>
-          </w:tcPr>
-          <w:p>
-            <w:r>
-              <w:rPr>
-                <w:b/>
-                <w:sz w:val="20"/>
-              </w:rPr>
-              <w:t>Все модули</w:t>
-            </w:r>
-          </w:p>
-        </w:tc>
-        <w:tc>
-          <w:tcPr>
-            <w:tcW w:type="dxa" w:w="1656"/>
-            <w:shd w:fill="D9E1F2"/>
+            <w:tcW w:type="dxa" w:w="1728"/>
+            <w:shd w:fill="F2F2F2"/>
             <w:tcMar>
               <w:top w:w="100" w:type="dxa"/>
               <w:bottom w:w="100" w:type="dxa"/>
@@ -633,17 +1167,19 @@
             </w:pPr>
             <w:r>
               <w:rPr>
+                <w:rFonts w:ascii="Times New Roman" w:hAnsi="Times New Roman"/>
                 <w:b/>
-                <w:sz w:val="20"/>
+                <w:color w:val="000000"/>
+                <w:sz w:val="22"/>
               </w:rPr>
-              <w:t>45</w:t>
+              <w:t>Тип ошибки</w:t>
             </w:r>
           </w:p>
         </w:tc>
         <w:tc>
           <w:tcPr>
-            <w:tcW w:type="dxa" w:w="1656"/>
-            <w:shd w:fill="D9E1F2"/>
+            <w:tcW w:type="dxa" w:w="4176"/>
+            <w:shd w:fill="F2F2F2"/>
             <w:tcMar>
               <w:top w:w="100" w:type="dxa"/>
               <w:bottom w:w="100" w:type="dxa"/>
@@ -657,17 +1193,496 @@
             </w:pPr>
             <w:r>
               <w:rPr>
+                <w:rFonts w:ascii="Times New Roman" w:hAnsi="Times New Roman"/>
                 <w:b/>
+                <w:color w:val="000000"/>
+                <w:sz w:val="22"/>
+              </w:rPr>
+              <w:t>Текст ошибки и характер сбоя</w:t>
+            </w:r>
+          </w:p>
+        </w:tc>
+      </w:tr>
+      <w:tr>
+        <w:tc>
+          <w:tcPr>
+            <w:tcW w:type="dxa" w:w="864"/>
+            <w:shd w:fill="FFFFFF"/>
+            <w:tcMar>
+              <w:top w:w="80" w:type="dxa"/>
+              <w:bottom w:w="80" w:type="dxa"/>
+              <w:left w:w="100" w:type="dxa"/>
+              <w:right w:w="100" w:type="dxa"/>
+            </w:tcMar>
+          </w:tcPr>
+          <w:p>
+            <w:pPr>
+              <w:jc w:val="center"/>
+            </w:pPr>
+            <w:r>
+              <w:rPr>
+                <w:rFonts w:ascii="Times New Roman" w:hAnsi="Times New Roman"/>
+                <w:color w:val="000000"/>
                 <w:sz w:val="20"/>
               </w:rPr>
-              <w:t>41</w:t>
+              <w:t>1</w:t>
             </w:r>
           </w:p>
         </w:tc>
         <w:tc>
           <w:tcPr>
-            <w:tcW w:type="dxa" w:w="1656"/>
-            <w:shd w:fill="D9E1F2"/>
+            <w:tcW w:type="dxa" w:w="3312"/>
+            <w:shd w:fill="FFFFFF"/>
+            <w:tcMar>
+              <w:top w:w="80" w:type="dxa"/>
+              <w:bottom w:w="80" w:type="dxa"/>
+              <w:left w:w="100" w:type="dxa"/>
+              <w:right w:w="100" w:type="dxa"/>
+            </w:tcMar>
+          </w:tcPr>
+          <w:p>
+            <w:pPr>
+              <w:jc w:val="left"/>
+            </w:pPr>
+            <w:r>
+              <w:rPr>
+                <w:rFonts w:ascii="Times New Roman" w:hAnsi="Times New Roman"/>
+                <w:b/>
+                <w:color w:val="000000"/>
+                <w:sz w:val="20"/>
+              </w:rPr>
+              <w:t>test_express_delivery_cost_surcharge</w:t>
+            </w:r>
+          </w:p>
+        </w:tc>
+        <w:tc>
+          <w:tcPr>
+            <w:tcW w:type="dxa" w:w="1728"/>
+            <w:shd w:fill="FFFFFF"/>
+            <w:tcMar>
+              <w:top w:w="80" w:type="dxa"/>
+              <w:bottom w:w="80" w:type="dxa"/>
+              <w:left w:w="100" w:type="dxa"/>
+              <w:right w:w="100" w:type="dxa"/>
+            </w:tcMar>
+          </w:tcPr>
+          <w:p>
+            <w:pPr>
+              <w:jc w:val="center"/>
+            </w:pPr>
+            <w:r>
+              <w:rPr>
+                <w:rFonts w:ascii="Times New Roman" w:hAnsi="Times New Roman"/>
+                <w:color w:val="000000"/>
+                <w:sz w:val="20"/>
+              </w:rPr>
+              <w:t>AssertionError (FAIL)</w:t>
+            </w:r>
+          </w:p>
+        </w:tc>
+        <w:tc>
+          <w:tcPr>
+            <w:tcW w:type="dxa" w:w="4176"/>
+            <w:shd w:fill="FFFFFF"/>
+            <w:tcMar>
+              <w:top w:w="80" w:type="dxa"/>
+              <w:bottom w:w="80" w:type="dxa"/>
+              <w:left w:w="100" w:type="dxa"/>
+              <w:right w:w="100" w:type="dxa"/>
+            </w:tcMar>
+          </w:tcPr>
+          <w:p>
+            <w:pPr>
+              <w:jc w:val="left"/>
+            </w:pPr>
+            <w:r>
+              <w:rPr>
+                <w:rFonts w:ascii="Times New Roman" w:hAnsi="Times New Roman"/>
+                <w:color w:val="000000"/>
+                <w:sz w:val="20"/>
+              </w:rPr>
+              <w:t>350 not greater than 700. Стоимость экспресс-доставки оказалась в 2 раза ниже базовой (скидка вместо наценки за срочность).</w:t>
+            </w:r>
+          </w:p>
+        </w:tc>
+      </w:tr>
+      <w:tr>
+        <w:tc>
+          <w:tcPr>
+            <w:tcW w:type="dxa" w:w="864"/>
+            <w:shd w:fill="FFFFFF"/>
+            <w:tcMar>
+              <w:top w:w="80" w:type="dxa"/>
+              <w:bottom w:w="80" w:type="dxa"/>
+              <w:left w:w="100" w:type="dxa"/>
+              <w:right w:w="100" w:type="dxa"/>
+            </w:tcMar>
+          </w:tcPr>
+          <w:p>
+            <w:pPr>
+              <w:jc w:val="center"/>
+            </w:pPr>
+            <w:r>
+              <w:rPr>
+                <w:rFonts w:ascii="Times New Roman" w:hAnsi="Times New Roman"/>
+                <w:color w:val="000000"/>
+                <w:sz w:val="20"/>
+              </w:rPr>
+              <w:t>2</w:t>
+            </w:r>
+          </w:p>
+        </w:tc>
+        <w:tc>
+          <w:tcPr>
+            <w:tcW w:type="dxa" w:w="3312"/>
+            <w:shd w:fill="FFFFFF"/>
+            <w:tcMar>
+              <w:top w:w="80" w:type="dxa"/>
+              <w:bottom w:w="80" w:type="dxa"/>
+              <w:left w:w="100" w:type="dxa"/>
+              <w:right w:w="100" w:type="dxa"/>
+            </w:tcMar>
+          </w:tcPr>
+          <w:p>
+            <w:pPr>
+              <w:jc w:val="left"/>
+            </w:pPr>
+            <w:r>
+              <w:rPr>
+                <w:rFonts w:ascii="Times New Roman" w:hAnsi="Times New Roman"/>
+                <w:b/>
+                <w:color w:val="000000"/>
+                <w:sz w:val="20"/>
+              </w:rPr>
+              <w:t>test_express_delivery_minimum_one_day</w:t>
+            </w:r>
+          </w:p>
+        </w:tc>
+        <w:tc>
+          <w:tcPr>
+            <w:tcW w:type="dxa" w:w="1728"/>
+            <w:shd w:fill="FFFFFF"/>
+            <w:tcMar>
+              <w:top w:w="80" w:type="dxa"/>
+              <w:bottom w:w="80" w:type="dxa"/>
+              <w:left w:w="100" w:type="dxa"/>
+              <w:right w:w="100" w:type="dxa"/>
+            </w:tcMar>
+          </w:tcPr>
+          <w:p>
+            <w:pPr>
+              <w:jc w:val="center"/>
+            </w:pPr>
+            <w:r>
+              <w:rPr>
+                <w:rFonts w:ascii="Times New Roman" w:hAnsi="Times New Roman"/>
+                <w:color w:val="000000"/>
+                <w:sz w:val="20"/>
+              </w:rPr>
+              <w:t>AssertionError (FAIL)</w:t>
+            </w:r>
+          </w:p>
+        </w:tc>
+        <w:tc>
+          <w:tcPr>
+            <w:tcW w:type="dxa" w:w="4176"/>
+            <w:shd w:fill="FFFFFF"/>
+            <w:tcMar>
+              <w:top w:w="80" w:type="dxa"/>
+              <w:bottom w:w="80" w:type="dxa"/>
+              <w:left w:w="100" w:type="dxa"/>
+              <w:right w:w="100" w:type="dxa"/>
+            </w:tcMar>
+          </w:tcPr>
+          <w:p>
+            <w:pPr>
+              <w:jc w:val="left"/>
+            </w:pPr>
+            <w:r>
+              <w:rPr>
+                <w:rFonts w:ascii="Times New Roman" w:hAnsi="Times New Roman"/>
+                <w:color w:val="000000"/>
+                <w:sz w:val="20"/>
+              </w:rPr>
+              <w:t>'2026-09-03' != '2026-09-04'. Срок доставки составил 0 дней (день в день), что нарушает требование о минимальном сроке транспортировки.</w:t>
+            </w:r>
+          </w:p>
+        </w:tc>
+      </w:tr>
+      <w:tr>
+        <w:tc>
+          <w:tcPr>
+            <w:tcW w:type="dxa" w:w="864"/>
+            <w:shd w:fill="FFFFFF"/>
+            <w:tcMar>
+              <w:top w:w="80" w:type="dxa"/>
+              <w:bottom w:w="80" w:type="dxa"/>
+              <w:left w:w="100" w:type="dxa"/>
+              <w:right w:w="100" w:type="dxa"/>
+            </w:tcMar>
+          </w:tcPr>
+          <w:p>
+            <w:pPr>
+              <w:jc w:val="center"/>
+            </w:pPr>
+            <w:r>
+              <w:rPr>
+                <w:rFonts w:ascii="Times New Roman" w:hAnsi="Times New Roman"/>
+                <w:color w:val="000000"/>
+                <w:sz w:val="20"/>
+              </w:rPr>
+              <w:t>3</w:t>
+            </w:r>
+          </w:p>
+        </w:tc>
+        <w:tc>
+          <w:tcPr>
+            <w:tcW w:type="dxa" w:w="3312"/>
+            <w:shd w:fill="FFFFFF"/>
+            <w:tcMar>
+              <w:top w:w="80" w:type="dxa"/>
+              <w:bottom w:w="80" w:type="dxa"/>
+              <w:left w:w="100" w:type="dxa"/>
+              <w:right w:w="100" w:type="dxa"/>
+            </w:tcMar>
+          </w:tcPr>
+          <w:p>
+            <w:pPr>
+              <w:jc w:val="left"/>
+            </w:pPr>
+            <w:r>
+              <w:rPr>
+                <w:rFonts w:ascii="Times New Roman" w:hAnsi="Times New Roman"/>
+                <w:b/>
+                <w:color w:val="000000"/>
+                <w:sz w:val="20"/>
+              </w:rPr>
+              <w:t>test_package_type_case_insensitivity</w:t>
+            </w:r>
+          </w:p>
+        </w:tc>
+        <w:tc>
+          <w:tcPr>
+            <w:tcW w:type="dxa" w:w="1728"/>
+            <w:shd w:fill="FFFFFF"/>
+            <w:tcMar>
+              <w:top w:w="80" w:type="dxa"/>
+              <w:bottom w:w="80" w:type="dxa"/>
+              <w:left w:w="100" w:type="dxa"/>
+              <w:right w:w="100" w:type="dxa"/>
+            </w:tcMar>
+          </w:tcPr>
+          <w:p>
+            <w:pPr>
+              <w:jc w:val="center"/>
+            </w:pPr>
+            <w:r>
+              <w:rPr>
+                <w:rFonts w:ascii="Times New Roman" w:hAnsi="Times New Roman"/>
+                <w:color w:val="000000"/>
+                <w:sz w:val="20"/>
+              </w:rPr>
+              <w:t>AssertionError (FAIL)</w:t>
+            </w:r>
+          </w:p>
+        </w:tc>
+        <w:tc>
+          <w:tcPr>
+            <w:tcW w:type="dxa" w:w="4176"/>
+            <w:shd w:fill="FFFFFF"/>
+            <w:tcMar>
+              <w:top w:w="80" w:type="dxa"/>
+              <w:bottom w:w="80" w:type="dxa"/>
+              <w:left w:w="100" w:type="dxa"/>
+              <w:right w:w="100" w:type="dxa"/>
+            </w:tcMar>
+          </w:tcPr>
+          <w:p>
+            <w:pPr>
+              <w:jc w:val="left"/>
+            </w:pPr>
+            <w:r>
+              <w:rPr>
+                <w:rFonts w:ascii="Times New Roman" w:hAnsi="Times New Roman"/>
+                <w:color w:val="000000"/>
+                <w:sz w:val="20"/>
+              </w:rPr>
+              <w:t>-1 != 700. Значение 'Обычный' с заглавной буквы привело к ложному возврату ошибки из-за регистрозависимой проверки списка допустимых типов.</w:t>
+            </w:r>
+          </w:p>
+        </w:tc>
+      </w:tr>
+      <w:tr>
+        <w:tc>
+          <w:tcPr>
+            <w:tcW w:type="dxa" w:w="864"/>
+            <w:shd w:fill="FFFFFF"/>
+            <w:tcMar>
+              <w:top w:w="80" w:type="dxa"/>
+              <w:bottom w:w="80" w:type="dxa"/>
+              <w:left w:w="100" w:type="dxa"/>
+              <w:right w:w="100" w:type="dxa"/>
+            </w:tcMar>
+          </w:tcPr>
+          <w:p>
+            <w:pPr>
+              <w:jc w:val="center"/>
+            </w:pPr>
+            <w:r>
+              <w:rPr>
+                <w:rFonts w:ascii="Times New Roman" w:hAnsi="Times New Roman"/>
+                <w:color w:val="000000"/>
+                <w:sz w:val="20"/>
+              </w:rPr>
+              <w:t>4</w:t>
+            </w:r>
+          </w:p>
+        </w:tc>
+        <w:tc>
+          <w:tcPr>
+            <w:tcW w:type="dxa" w:w="3312"/>
+            <w:shd w:fill="FFFFFF"/>
+            <w:tcMar>
+              <w:top w:w="80" w:type="dxa"/>
+              <w:bottom w:w="80" w:type="dxa"/>
+              <w:left w:w="100" w:type="dxa"/>
+              <w:right w:w="100" w:type="dxa"/>
+            </w:tcMar>
+          </w:tcPr>
+          <w:p>
+            <w:pPr>
+              <w:jc w:val="left"/>
+            </w:pPr>
+            <w:r>
+              <w:rPr>
+                <w:rFonts w:ascii="Times New Roman" w:hAnsi="Times New Roman"/>
+                <w:b/>
+                <w:color w:val="000000"/>
+                <w:sz w:val="20"/>
+              </w:rPr>
+              <w:t>test_invalid_input_types_graceful_handling</w:t>
+            </w:r>
+          </w:p>
+        </w:tc>
+        <w:tc>
+          <w:tcPr>
+            <w:tcW w:type="dxa" w:w="1728"/>
+            <w:shd w:fill="FFFFFF"/>
+            <w:tcMar>
+              <w:top w:w="80" w:type="dxa"/>
+              <w:bottom w:w="80" w:type="dxa"/>
+              <w:left w:w="100" w:type="dxa"/>
+              <w:right w:w="100" w:type="dxa"/>
+            </w:tcMar>
+          </w:tcPr>
+          <w:p>
+            <w:pPr>
+              <w:jc w:val="center"/>
+            </w:pPr>
+            <w:r>
+              <w:rPr>
+                <w:rFonts w:ascii="Times New Roman" w:hAnsi="Times New Roman"/>
+                <w:color w:val="000000"/>
+                <w:sz w:val="20"/>
+              </w:rPr>
+              <w:t>TypeError (ERROR)</w:t>
+            </w:r>
+          </w:p>
+        </w:tc>
+        <w:tc>
+          <w:tcPr>
+            <w:tcW w:type="dxa" w:w="4176"/>
+            <w:shd w:fill="FFFFFF"/>
+            <w:tcMar>
+              <w:top w:w="80" w:type="dxa"/>
+              <w:bottom w:w="80" w:type="dxa"/>
+              <w:left w:w="100" w:type="dxa"/>
+              <w:right w:w="100" w:type="dxa"/>
+            </w:tcMar>
+          </w:tcPr>
+          <w:p>
+            <w:pPr>
+              <w:jc w:val="left"/>
+            </w:pPr>
+            <w:r>
+              <w:rPr>
+                <w:rFonts w:ascii="Times New Roman" w:hAnsi="Times New Roman"/>
+                <w:color w:val="000000"/>
+                <w:sz w:val="20"/>
+              </w:rPr>
+              <w:t>TypeError: '&lt;' not supported between instances of 'str' and 'float'. Аварийный сбой программы при передаче строкового веса 'десять'.</w:t>
+            </w:r>
+          </w:p>
+        </w:tc>
+      </w:tr>
+    </w:tbl>
+    <w:p>
+      <w:pPr>
+        <w:spacing w:before="280" w:after="120" w:line="360" w:lineRule="auto"/>
+        <w:ind w:firstLine="709"/>
+        <w:jc w:val="left"/>
+      </w:pPr>
+      <w:r>
+        <w:rPr>
+          <w:rFonts w:ascii="Times New Roman" w:hAnsi="Times New Roman"/>
+          <w:b/>
+          <w:color w:val="000000"/>
+          <w:sz w:val="28"/>
+        </w:rPr>
+        <w:t>3 Локализация аномалий и дефектов в коде модуля доставки (Пункт В)</w:t>
+      </w:r>
+    </w:p>
+    <w:p>
+      <w:pPr>
+        <w:spacing w:line="360" w:lineRule="auto" w:before="0" w:after="0"/>
+        <w:ind w:firstLine="709"/>
+        <w:jc w:val="both"/>
+      </w:pPr>
+      <w:r>
+        <w:rPr>
+          <w:rFonts w:ascii="Times New Roman" w:hAnsi="Times New Roman"/>
+          <w:b w:val="0"/>
+          <w:i w:val="0"/>
+          <w:color w:val="000000"/>
+          <w:sz w:val="28"/>
+        </w:rPr>
+        <w:t>По результатам анализа сообщений об ошибках и трассировок стека вызовов фреймворка unittest была проведена детальная локализация дефектов в исходном коде src/delivery.py. Для каждой обнаруженной аномалии определен точный номер некорректно работающей строки, сформулирована причина дефекта в логике разработчика и предложен исправленный вариант программного кода. Результаты локализации приведены в таблице 3.</w:t>
+      </w:r>
+    </w:p>
+    <w:p>
+      <w:pPr>
+        <w:spacing w:before="200" w:after="80" w:line="276" w:lineRule="auto"/>
+        <w:ind w:firstLine="0"/>
+        <w:jc w:val="left"/>
+      </w:pPr>
+      <w:r>
+        <w:rPr>
+          <w:rFonts w:ascii="Times New Roman" w:hAnsi="Times New Roman"/>
+          <w:b w:val="0"/>
+          <w:color w:val="000000"/>
+          <w:sz w:val="24"/>
+        </w:rPr>
+        <w:t>Таблица 3 — Локализация дефектов в модуле src/delivery.py и варианты их исправления</w:t>
+      </w:r>
+    </w:p>
+    <w:tbl>
+      <w:tblPr>
+        <w:tblStyle w:val="TableGrid"/>
+        <w:tblW w:type="auto" w:w="0"/>
+        <w:jc w:val="center"/>
+        <w:tblLook w:firstColumn="1" w:firstRow="1" w:lastColumn="0" w:lastRow="0" w:noHBand="0" w:noVBand="1" w:val="04A0"/>
+      </w:tblPr>
+      <w:tblGrid>
+        <w:gridCol w:w="2339"/>
+        <w:gridCol w:w="2339"/>
+        <w:gridCol w:w="2339"/>
+        <w:gridCol w:w="2339"/>
+      </w:tblGrid>
+      <w:tr>
+        <w:tc>
+          <w:tcPr>
+            <w:tcW w:type="dxa" w:w="2592"/>
+            <w:shd w:fill="F2F2F2"/>
             <w:tcMar>
               <w:top w:w="100" w:type="dxa"/>
               <w:bottom w:w="100" w:type="dxa"/>
@@ -681,17 +1696,19 @@
             </w:pPr>
             <w:r>
               <w:rPr>
+                <w:rFonts w:ascii="Times New Roman" w:hAnsi="Times New Roman"/>
                 <w:b/>
-                <w:sz w:val="20"/>
+                <w:color w:val="000000"/>
+                <w:sz w:val="21"/>
               </w:rPr>
-              <w:t>4</w:t>
+              <w:t>Название теста</w:t>
             </w:r>
           </w:p>
         </w:tc>
         <w:tc>
           <w:tcPr>
-            <w:tcW w:type="dxa" w:w="1656"/>
-            <w:shd w:fill="D9E1F2"/>
+            <w:tcW w:type="dxa" w:w="1152"/>
+            <w:shd w:fill="F2F2F2"/>
             <w:tcMar>
               <w:top w:w="100" w:type="dxa"/>
               <w:bottom w:w="100" w:type="dxa"/>
@@ -705,196 +1722,10 @@
             </w:pPr>
             <w:r>
               <w:rPr>
+                <w:rFonts w:ascii="Times New Roman" w:hAnsi="Times New Roman"/>
                 <w:b/>
-                <w:sz w:val="20"/>
-              </w:rPr>
-              <w:t>91.1%</w:t>
-            </w:r>
-          </w:p>
-        </w:tc>
-      </w:tr>
-    </w:tbl>
-    <w:p>
-      <w:pPr>
-        <w:spacing w:after="160"/>
-      </w:pPr>
-    </w:p>
-    <w:p>
-      <w:r>
-        <w:t>Характеристика тестов собственного проекта (tests/test_registration.py):</w:t>
-        <w:br/>
-        <w:t>• 22 теста полностью покрывают все правила валидации учетных данных: корректность телефонных масок, RFC-структуру адресов электронной почты, ограничения длины и допустимых символов строковых логинов, проверку по черному списку системных имен, а также многокритериальную валидацию пароля (кириллица, оба регистра, наличие цифр и спецсимволов) и сквозное маскирование через детерминированный SHA-256.</w:t>
-        <w:br/>
-        <w:t>• Все 22 теста завершаются успешно (status OK), подтверждая отсутствие регрессионных дефектов.</w:t>
-      </w:r>
-    </w:p>
-    <w:p>
-      <w:r>
-        <w:t>Характеристика тестов модуля доставки (tests/test_delivery.py):</w:t>
-        <w:br/>
-        <w:t>• 23 теста охватывают расчет базового тарифа (200 руб.), километража (5 руб./км), весовые надбавки (1.2 при весе &gt; 5 кг; 1.5 при весе &gt;= 20 кг), надбавки по категории («хрупкий» +300 руб., «опасный» +1000 руб.), расчет календарных сроков транспортировки от фиксированной даты (2026-09-03), граничные значения (0.1 кг, 50.0 кг, 1 км, 5000 км), а также недопустимые физические параметры грузов.</w:t>
-      </w:r>
-    </w:p>
-    <w:p>
-      <w:pPr>
-        <w:pStyle w:val="Heading1"/>
-      </w:pPr>
-      <w:r>
-        <w:t>3. Пункт Б: Количество упавших тестов для модуля доставки (src/delivery.py)</w:t>
-      </w:r>
-    </w:p>
-    <w:p>
-      <w:r>
-        <w:t>При прогоне набора тестов tests/test_delivery.py на предоставленном исходном коде src/delivery.py зафиксировано:</w:t>
-        <w:br/>
-        <w:t>• Точное количество упавших тестов: 4 (четыре).</w:t>
-        <w:br/>
-        <w:t>• Из них с ошибкой проверки утверждения (AssertionError / FAIL): 3 теста.</w:t>
-        <w:br/>
-        <w:t>• Из них с необработанным исключением исполнения (TypeError / ERROR): 1 тест.</w:t>
-      </w:r>
-    </w:p>
-    <w:p>
-      <w:r>
-        <w:t>Список упавших тестов и характер ошибок:</w:t>
-      </w:r>
-    </w:p>
-    <w:p>
-      <w:r>
-        <w:rPr>
-          <w:b/>
-          <w:color w:val="9C0006"/>
-        </w:rPr>
-        <w:t>❌ test_express_delivery_cost_surcharge (FAIL)</w:t>
-        <w:br/>
-      </w:r>
-      <w:r>
-        <w:rPr>
-          <w:sz w:val="22"/>
-        </w:rPr>
-        <w:t>Детали: AssertionError: 350 not greater than 700. Ожидалось, что экспресс-доставка будет стоить дороже базового тарифа, однако в коде стоимость уменьшилась в 2 раза (скидка вместо наценки).</w:t>
-      </w:r>
-    </w:p>
-    <w:p>
-      <w:r>
-        <w:rPr>
-          <w:b/>
-          <w:color w:val="9C0006"/>
-        </w:rPr>
-        <w:t>❌ test_express_delivery_minimum_one_day (FAIL)</w:t>
-        <w:br/>
-      </w:r>
-      <w:r>
-        <w:rPr>
-          <w:sz w:val="22"/>
-        </w:rPr>
-        <w:t>Детали: AssertionError: '2026-09-03' != '2026-09-04'. При коротких дистанциях срок доставки составил 0 дней (день в день с отправкой), что нарушает ограничение на минимальный срок транспортировки.</w:t>
-      </w:r>
-    </w:p>
-    <w:p>
-      <w:r>
-        <w:rPr>
-          <w:b/>
-          <w:color w:val="9C0006"/>
-        </w:rPr>
-        <w:t>❌ test_package_type_case_insensitivity (FAIL)</w:t>
-        <w:br/>
-      </w:r>
-      <w:r>
-        <w:rPr>
-          <w:sz w:val="22"/>
-        </w:rPr>
-        <w:t>Детали: AssertionError: -1 != 700. Передача типа 'Обычный' с заглавной буквы привела к ложному отказу (-1, '0000-00-00') из-за регистрозависимого сравнения.</w:t>
-      </w:r>
-    </w:p>
-    <w:p>
-      <w:r>
-        <w:rPr>
-          <w:b/>
-          <w:color w:val="9C0006"/>
-        </w:rPr>
-        <w:t>❌ test_invalid_input_types_graceful_handling (ERROR)</w:t>
-        <w:br/>
-      </w:r>
-      <w:r>
-        <w:rPr>
-          <w:sz w:val="22"/>
-        </w:rPr>
-        <w:t>Детали: TypeError: '&lt;' not supported between instances of 'str' and 'float'. При передаче строки 'десять' вместо числа произошло аварийное падение функции вместо возврата кода ошибки.</w:t>
-      </w:r>
-    </w:p>
-    <w:p>
-      <w:pPr>
-        <w:pStyle w:val="Heading1"/>
-      </w:pPr>
-      <w:r>
-        <w:t>4. Пункт В: Локализация аномалий и дефектов в коде src/delivery.py</w:t>
-      </w:r>
-    </w:p>
-    <w:p>
-      <w:r>
-        <w:t>В таблице ниже представлена подробная локализация обнаруженных аномалий с указанием номеров строк, описания дефектов в логике разработчика и предложенных исправлений.</w:t>
-      </w:r>
-    </w:p>
-    <w:tbl>
-      <w:tblPr>
-        <w:tblStyle w:val="TableGrid"/>
-        <w:tblW w:type="auto" w:w="0"/>
-        <w:jc w:val="center"/>
-        <w:tblLook w:firstColumn="1" w:firstRow="1" w:lastColumn="0" w:lastRow="0" w:noHBand="0" w:noVBand="1" w:val="04A0"/>
-      </w:tblPr>
-      <w:tblGrid>
-        <w:gridCol w:w="2484"/>
-        <w:gridCol w:w="2484"/>
-        <w:gridCol w:w="2484"/>
-        <w:gridCol w:w="2484"/>
-      </w:tblGrid>
-      <w:tr>
-        <w:tc>
-          <w:tcPr>
-            <w:tcW w:type="dxa" w:w="2484"/>
-            <w:shd w:fill="1F3864"/>
-            <w:tcMar>
-              <w:top w:w="120" w:type="dxa"/>
-              <w:bottom w:w="120" w:type="dxa"/>
-              <w:left w:w="100" w:type="dxa"/>
-              <w:right w:w="100" w:type="dxa"/>
-            </w:tcMar>
-          </w:tcPr>
-          <w:p>
-            <w:pPr>
-              <w:jc w:val="center"/>
-            </w:pPr>
-            <w:r>
-              <w:rPr>
-                <w:b/>
-                <w:color w:val="FFFFFF"/>
-                <w:sz w:val="20"/>
-              </w:rPr>
-              <w:t>Название теста</w:t>
-            </w:r>
-          </w:p>
-        </w:tc>
-        <w:tc>
-          <w:tcPr>
-            <w:tcW w:type="dxa" w:w="2484"/>
-            <w:shd w:fill="1F3864"/>
-            <w:tcMar>
-              <w:top w:w="120" w:type="dxa"/>
-              <w:bottom w:w="120" w:type="dxa"/>
-              <w:left w:w="100" w:type="dxa"/>
-              <w:right w:w="100" w:type="dxa"/>
-            </w:tcMar>
-          </w:tcPr>
-          <w:p>
-            <w:pPr>
-              <w:jc w:val="center"/>
-            </w:pPr>
-            <w:r>
-              <w:rPr>
-                <w:b/>
-                <w:color w:val="FFFFFF"/>
-                <w:sz w:val="20"/>
+                <w:color w:val="000000"/>
+                <w:sz w:val="21"/>
               </w:rPr>
               <w:t>Строка</w:t>
             </w:r>
@@ -902,81 +1733,8 @@
         </w:tc>
         <w:tc>
           <w:tcPr>
-            <w:tcW w:type="dxa" w:w="2484"/>
-            <w:shd w:fill="1F3864"/>
-            <w:tcMar>
-              <w:top w:w="120" w:type="dxa"/>
-              <w:bottom w:w="120" w:type="dxa"/>
-              <w:left w:w="100" w:type="dxa"/>
-              <w:right w:w="100" w:type="dxa"/>
-            </w:tcMar>
-          </w:tcPr>
-          <w:p>
-            <w:pPr>
-              <w:jc w:val="center"/>
-            </w:pPr>
-            <w:r>
-              <w:rPr>
-                <w:b/>
-                <w:color w:val="FFFFFF"/>
-                <w:sz w:val="20"/>
-              </w:rPr>
-              <w:t>Описание дефекта</w:t>
-            </w:r>
-          </w:p>
-        </w:tc>
-        <w:tc>
-          <w:tcPr>
-            <w:tcW w:type="dxa" w:w="2484"/>
-            <w:shd w:fill="1F3864"/>
-            <w:tcMar>
-              <w:top w:w="120" w:type="dxa"/>
-              <w:bottom w:w="120" w:type="dxa"/>
-              <w:left w:w="100" w:type="dxa"/>
-              <w:right w:w="100" w:type="dxa"/>
-            </w:tcMar>
-          </w:tcPr>
-          <w:p>
-            <w:pPr>
-              <w:jc w:val="center"/>
-            </w:pPr>
-            <w:r>
-              <w:rPr>
-                <w:b/>
-                <w:color w:val="FFFFFF"/>
-                <w:sz w:val="20"/>
-              </w:rPr>
-              <w:t>Вариант исправления</w:t>
-            </w:r>
-          </w:p>
-        </w:tc>
-      </w:tr>
-      <w:tr>
-        <w:tc>
-          <w:tcPr>
-            <w:tcW w:type="dxa" w:w="2484"/>
-            <w:shd w:fill="F9FAFC"/>
-            <w:tcMar>
-              <w:top w:w="100" w:type="dxa"/>
-              <w:bottom w:w="100" w:type="dxa"/>
-              <w:left w:w="100" w:type="dxa"/>
-              <w:right w:w="100" w:type="dxa"/>
-            </w:tcMar>
-          </w:tcPr>
-          <w:p>
-            <w:r>
-              <w:rPr>
-                <w:b/>
-                <w:sz w:val="19"/>
-              </w:rPr>
-              <w:t>test_express_delivery_cost_surcharge</w:t>
-            </w:r>
-          </w:p>
-        </w:tc>
-        <w:tc>
-          <w:tcPr>
-            <w:tcW w:type="dxa" w:w="2484"/>
-            <w:shd w:fill="F9FAFC"/>
+            <w:tcW w:type="dxa" w:w="3312"/>
+            <w:shd w:fill="F2F2F2"/>
             <w:tcMar>
               <w:top w:w="100" w:type="dxa"/>
               <w:bottom w:w="100" w:type="dxa"/>
@@ -990,84 +1748,19 @@
             </w:pPr>
             <w:r>
               <w:rPr>
-                <w:sz w:val="19"/>
+                <w:rFonts w:ascii="Times New Roman" w:hAnsi="Times New Roman"/>
+                <w:b/>
+                <w:color w:val="000000"/>
+                <w:sz w:val="21"/>
               </w:rPr>
-              <w:t>36</w:t>
+              <w:t>Описание дефекта в логике</w:t>
             </w:r>
           </w:p>
         </w:tc>
         <w:tc>
           <w:tcPr>
-            <w:tcW w:type="dxa" w:w="2484"/>
-            <w:shd w:fill="F9FAFC"/>
-            <w:tcMar>
-              <w:top w:w="100" w:type="dxa"/>
-              <w:bottom w:w="100" w:type="dxa"/>
-              <w:left w:w="100" w:type="dxa"/>
-              <w:right w:w="100" w:type="dxa"/>
-            </w:tcMar>
-          </w:tcPr>
-          <w:p>
-            <w:r>
-              <w:rPr>
-                <w:sz w:val="19"/>
-              </w:rPr>
-              <w:t>Дефект в расчете экспресс-доставки: разработчик применил умножение на 0.5 (total_cost *= 0.5), что дает скидку 50% вместо наценки за срочность услуги.</w:t>
-            </w:r>
-          </w:p>
-        </w:tc>
-        <w:tc>
-          <w:tcPr>
-            <w:tcW w:type="dxa" w:w="2484"/>
-            <w:shd w:fill="F9FAFC"/>
-            <w:tcMar>
-              <w:top w:w="100" w:type="dxa"/>
-              <w:bottom w:w="100" w:type="dxa"/>
-              <w:left w:w="100" w:type="dxa"/>
-              <w:right w:w="100" w:type="dxa"/>
-            </w:tcMar>
-          </w:tcPr>
-          <w:p>
-            <w:r>
-              <w:rPr>
-                <w:rFonts w:ascii="Consolas" w:hAnsi="Consolas"/>
-                <w:sz w:val="17"/>
-              </w:rPr>
-              <w:t>if is_express:</w:t>
-              <w:br/>
-              <w:t xml:space="preserve">    total_cost *= 1.5</w:t>
-              <w:br/>
-              <w:t># (или *= 2.0 / +500 руб. в зависимости от тарифа)</w:t>
-            </w:r>
-          </w:p>
-        </w:tc>
-      </w:tr>
-      <w:tr>
-        <w:tc>
-          <w:tcPr>
-            <w:tcW w:type="dxa" w:w="2484"/>
-            <w:shd w:fill="FFFFFF"/>
-            <w:tcMar>
-              <w:top w:w="100" w:type="dxa"/>
-              <w:bottom w:w="100" w:type="dxa"/>
-              <w:left w:w="100" w:type="dxa"/>
-              <w:right w:w="100" w:type="dxa"/>
-            </w:tcMar>
-          </w:tcPr>
-          <w:p>
-            <w:r>
-              <w:rPr>
-                <w:b/>
-                <w:sz w:val="19"/>
-              </w:rPr>
-              <w:t>test_express_delivery_minimum_one_day</w:t>
-            </w:r>
-          </w:p>
-        </w:tc>
-        <w:tc>
-          <w:tcPr>
-            <w:tcW w:type="dxa" w:w="2484"/>
-            <w:shd w:fill="FFFFFF"/>
+            <w:tcW w:type="dxa" w:w="3024"/>
+            <w:shd w:fill="F2F2F2"/>
             <w:tcMar>
               <w:top w:w="100" w:type="dxa"/>
               <w:bottom w:w="100" w:type="dxa"/>
@@ -1081,54 +1774,12 @@
             </w:pPr>
             <w:r>
               <w:rPr>
-                <w:sz w:val="19"/>
+                <w:rFonts w:ascii="Times New Roman" w:hAnsi="Times New Roman"/>
+                <w:b/>
+                <w:color w:val="000000"/>
+                <w:sz w:val="21"/>
               </w:rPr>
-              <w:t>44</w:t>
-            </w:r>
-          </w:p>
-        </w:tc>
-        <w:tc>
-          <w:tcPr>
-            <w:tcW w:type="dxa" w:w="2484"/>
-            <w:shd w:fill="FFFFFF"/>
-            <w:tcMar>
-              <w:top w:w="100" w:type="dxa"/>
-              <w:bottom w:w="100" w:type="dxa"/>
-              <w:left w:w="100" w:type="dxa"/>
-              <w:right w:w="100" w:type="dxa"/>
-            </w:tcMar>
-          </w:tcPr>
-          <w:p>
-            <w:r>
-              <w:rPr>
-                <w:sz w:val="19"/>
-              </w:rPr>
-              <w:t>Логическая ошибка деления: при days_needed == 1 (для расстояний &lt; 1000 км) операция 1 // 2 дает 0 дней, приводя к нереалистичной моментальной доставке в день отправки.</w:t>
-            </w:r>
-          </w:p>
-        </w:tc>
-        <w:tc>
-          <w:tcPr>
-            <w:tcW w:type="dxa" w:w="2484"/>
-            <w:shd w:fill="FFFFFF"/>
-            <w:tcMar>
-              <w:top w:w="100" w:type="dxa"/>
-              <w:bottom w:w="100" w:type="dxa"/>
-              <w:left w:w="100" w:type="dxa"/>
-              <w:right w:w="100" w:type="dxa"/>
-            </w:tcMar>
-          </w:tcPr>
-          <w:p>
-            <w:r>
-              <w:rPr>
-                <w:rFonts w:ascii="Consolas" w:hAnsi="Consolas"/>
-                <w:sz w:val="17"/>
-              </w:rPr>
-              <w:t>if is_express:</w:t>
-              <w:br/>
-              <w:t xml:space="preserve">    days_needed = max(1, days_needed // 2)</w:t>
-              <w:br/>
-              <w:t># гарантирует мин. срок 1 день</w:t>
+              <w:t>Вариант исправления кода</w:t>
             </w:r>
           </w:p>
         </w:tc>
@@ -1136,32 +1787,37 @@
       <w:tr>
         <w:tc>
           <w:tcPr>
-            <w:tcW w:type="dxa" w:w="2484"/>
-            <w:shd w:fill="F9FAFC"/>
+            <w:tcW w:type="dxa" w:w="2592"/>
+            <w:shd w:fill="FFFFFF"/>
             <w:tcMar>
-              <w:top w:w="100" w:type="dxa"/>
-              <w:bottom w:w="100" w:type="dxa"/>
+              <w:top w:w="80" w:type="dxa"/>
+              <w:bottom w:w="80" w:type="dxa"/>
               <w:left w:w="100" w:type="dxa"/>
               <w:right w:w="100" w:type="dxa"/>
             </w:tcMar>
           </w:tcPr>
           <w:p>
+            <w:pPr>
+              <w:jc w:val="left"/>
+            </w:pPr>
             <w:r>
               <w:rPr>
+                <w:rFonts w:ascii="Times New Roman" w:hAnsi="Times New Roman"/>
                 <w:b/>
+                <w:color w:val="000000"/>
                 <w:sz w:val="19"/>
               </w:rPr>
-              <w:t>test_package_type_case_insensitivity</w:t>
+              <w:t>test_express_delivery_cost_surcharge</w:t>
             </w:r>
           </w:p>
         </w:tc>
         <w:tc>
           <w:tcPr>
-            <w:tcW w:type="dxa" w:w="2484"/>
-            <w:shd w:fill="F9FAFC"/>
+            <w:tcW w:type="dxa" w:w="1152"/>
+            <w:shd w:fill="FFFFFF"/>
             <w:tcMar>
-              <w:top w:w="100" w:type="dxa"/>
-              <w:bottom w:w="100" w:type="dxa"/>
+              <w:top w:w="80" w:type="dxa"/>
+              <w:bottom w:w="80" w:type="dxa"/>
               <w:left w:w="100" w:type="dxa"/>
               <w:right w:w="100" w:type="dxa"/>
             </w:tcMar>
@@ -1172,6 +1828,222 @@
             </w:pPr>
             <w:r>
               <w:rPr>
+                <w:rFonts w:ascii="Times New Roman" w:hAnsi="Times New Roman"/>
+                <w:color w:val="000000"/>
+                <w:sz w:val="19"/>
+              </w:rPr>
+              <w:t>36</w:t>
+            </w:r>
+          </w:p>
+        </w:tc>
+        <w:tc>
+          <w:tcPr>
+            <w:tcW w:type="dxa" w:w="3312"/>
+            <w:shd w:fill="FFFFFF"/>
+            <w:tcMar>
+              <w:top w:w="80" w:type="dxa"/>
+              <w:bottom w:w="80" w:type="dxa"/>
+              <w:left w:w="100" w:type="dxa"/>
+              <w:right w:w="100" w:type="dxa"/>
+            </w:tcMar>
+          </w:tcPr>
+          <w:p>
+            <w:pPr>
+              <w:jc w:val="left"/>
+            </w:pPr>
+            <w:r>
+              <w:rPr>
+                <w:rFonts w:ascii="Times New Roman" w:hAnsi="Times New Roman"/>
+                <w:color w:val="000000"/>
+                <w:sz w:val="19"/>
+              </w:rPr>
+              <w:t>Искажение расчета экспресс-тарифа: разработчик применил умножение на 0.5 (total_cost *= 0.5), что дает скидку 50% вместо положенной наценки за срочность.</w:t>
+            </w:r>
+          </w:p>
+        </w:tc>
+        <w:tc>
+          <w:tcPr>
+            <w:tcW w:type="dxa" w:w="3024"/>
+            <w:shd w:fill="FFFFFF"/>
+            <w:tcMar>
+              <w:top w:w="80" w:type="dxa"/>
+              <w:bottom w:w="80" w:type="dxa"/>
+              <w:left w:w="100" w:type="dxa"/>
+              <w:right w:w="100" w:type="dxa"/>
+            </w:tcMar>
+          </w:tcPr>
+          <w:p>
+            <w:pPr>
+              <w:jc w:val="left"/>
+            </w:pPr>
+            <w:r>
+              <w:rPr>
+                <w:rFonts w:ascii="Consolas" w:hAnsi="Consolas"/>
+                <w:color w:val="000000"/>
+                <w:sz w:val="17"/>
+              </w:rPr>
+              <w:t>if is_express:</w:t>
+              <w:br/>
+              <w:t xml:space="preserve">    total_cost *= 1.5</w:t>
+              <w:br/>
+              <w:t># Наценка 50% к стоимости</w:t>
+            </w:r>
+          </w:p>
+        </w:tc>
+      </w:tr>
+      <w:tr>
+        <w:tc>
+          <w:tcPr>
+            <w:tcW w:type="dxa" w:w="2592"/>
+            <w:shd w:fill="FFFFFF"/>
+            <w:tcMar>
+              <w:top w:w="80" w:type="dxa"/>
+              <w:bottom w:w="80" w:type="dxa"/>
+              <w:left w:w="100" w:type="dxa"/>
+              <w:right w:w="100" w:type="dxa"/>
+            </w:tcMar>
+          </w:tcPr>
+          <w:p>
+            <w:pPr>
+              <w:jc w:val="left"/>
+            </w:pPr>
+            <w:r>
+              <w:rPr>
+                <w:rFonts w:ascii="Times New Roman" w:hAnsi="Times New Roman"/>
+                <w:b/>
+                <w:color w:val="000000"/>
+                <w:sz w:val="19"/>
+              </w:rPr>
+              <w:t>test_express_delivery_minimum_one_day</w:t>
+            </w:r>
+          </w:p>
+        </w:tc>
+        <w:tc>
+          <w:tcPr>
+            <w:tcW w:type="dxa" w:w="1152"/>
+            <w:shd w:fill="FFFFFF"/>
+            <w:tcMar>
+              <w:top w:w="80" w:type="dxa"/>
+              <w:bottom w:w="80" w:type="dxa"/>
+              <w:left w:w="100" w:type="dxa"/>
+              <w:right w:w="100" w:type="dxa"/>
+            </w:tcMar>
+          </w:tcPr>
+          <w:p>
+            <w:pPr>
+              <w:jc w:val="center"/>
+            </w:pPr>
+            <w:r>
+              <w:rPr>
+                <w:rFonts w:ascii="Times New Roman" w:hAnsi="Times New Roman"/>
+                <w:color w:val="000000"/>
+                <w:sz w:val="19"/>
+              </w:rPr>
+              <w:t>44</w:t>
+            </w:r>
+          </w:p>
+        </w:tc>
+        <w:tc>
+          <w:tcPr>
+            <w:tcW w:type="dxa" w:w="3312"/>
+            <w:shd w:fill="FFFFFF"/>
+            <w:tcMar>
+              <w:top w:w="80" w:type="dxa"/>
+              <w:bottom w:w="80" w:type="dxa"/>
+              <w:left w:w="100" w:type="dxa"/>
+              <w:right w:w="100" w:type="dxa"/>
+            </w:tcMar>
+          </w:tcPr>
+          <w:p>
+            <w:pPr>
+              <w:jc w:val="left"/>
+            </w:pPr>
+            <w:r>
+              <w:rPr>
+                <w:rFonts w:ascii="Times New Roman" w:hAnsi="Times New Roman"/>
+                <w:color w:val="000000"/>
+                <w:sz w:val="19"/>
+              </w:rPr>
+              <w:t>Логическая ошибка целочисленного деления: при distance &lt; 1000 км базовый срок равен 1 дню. Операция 1 // 2 дает 0 дней, приводя к фиктивной доставке в день отправления.</w:t>
+            </w:r>
+          </w:p>
+        </w:tc>
+        <w:tc>
+          <w:tcPr>
+            <w:tcW w:type="dxa" w:w="3024"/>
+            <w:shd w:fill="FFFFFF"/>
+            <w:tcMar>
+              <w:top w:w="80" w:type="dxa"/>
+              <w:bottom w:w="80" w:type="dxa"/>
+              <w:left w:w="100" w:type="dxa"/>
+              <w:right w:w="100" w:type="dxa"/>
+            </w:tcMar>
+          </w:tcPr>
+          <w:p>
+            <w:pPr>
+              <w:jc w:val="left"/>
+            </w:pPr>
+            <w:r>
+              <w:rPr>
+                <w:rFonts w:ascii="Consolas" w:hAnsi="Consolas"/>
+                <w:color w:val="000000"/>
+                <w:sz w:val="17"/>
+              </w:rPr>
+              <w:t>if is_express:</w:t>
+              <w:br/>
+              <w:t xml:space="preserve">    days_needed = max(1, days_needed // 2)</w:t>
+              <w:br/>
+              <w:t># Не менее 1 дня</w:t>
+            </w:r>
+          </w:p>
+        </w:tc>
+      </w:tr>
+      <w:tr>
+        <w:tc>
+          <w:tcPr>
+            <w:tcW w:type="dxa" w:w="2592"/>
+            <w:shd w:fill="FFFFFF"/>
+            <w:tcMar>
+              <w:top w:w="80" w:type="dxa"/>
+              <w:bottom w:w="80" w:type="dxa"/>
+              <w:left w:w="100" w:type="dxa"/>
+              <w:right w:w="100" w:type="dxa"/>
+            </w:tcMar>
+          </w:tcPr>
+          <w:p>
+            <w:pPr>
+              <w:jc w:val="left"/>
+            </w:pPr>
+            <w:r>
+              <w:rPr>
+                <w:rFonts w:ascii="Times New Roman" w:hAnsi="Times New Roman"/>
+                <w:b/>
+                <w:color w:val="000000"/>
+                <w:sz w:val="19"/>
+              </w:rPr>
+              <w:t>test_package_type_case_insensitivity</w:t>
+            </w:r>
+          </w:p>
+        </w:tc>
+        <w:tc>
+          <w:tcPr>
+            <w:tcW w:type="dxa" w:w="1152"/>
+            <w:shd w:fill="FFFFFF"/>
+            <w:tcMar>
+              <w:top w:w="80" w:type="dxa"/>
+              <w:bottom w:w="80" w:type="dxa"/>
+              <w:left w:w="100" w:type="dxa"/>
+              <w:right w:w="100" w:type="dxa"/>
+            </w:tcMar>
+          </w:tcPr>
+          <w:p>
+            <w:pPr>
+              <w:jc w:val="center"/>
+            </w:pPr>
+            <w:r>
+              <w:rPr>
+                <w:rFonts w:ascii="Times New Roman" w:hAnsi="Times New Roman"/>
+                <w:color w:val="000000"/>
                 <w:sz w:val="19"/>
               </w:rPr>
               <w:t>16</w:t>
@@ -1180,39 +2052,48 @@
         </w:tc>
         <w:tc>
           <w:tcPr>
-            <w:tcW w:type="dxa" w:w="2484"/>
-            <w:shd w:fill="F9FAFC"/>
+            <w:tcW w:type="dxa" w:w="3312"/>
+            <w:shd w:fill="FFFFFF"/>
             <w:tcMar>
-              <w:top w:w="100" w:type="dxa"/>
-              <w:bottom w:w="100" w:type="dxa"/>
+              <w:top w:w="80" w:type="dxa"/>
+              <w:bottom w:w="80" w:type="dxa"/>
               <w:left w:w="100" w:type="dxa"/>
               <w:right w:w="100" w:type="dxa"/>
             </w:tcMar>
           </w:tcPr>
           <w:p>
+            <w:pPr>
+              <w:jc w:val="left"/>
+            </w:pPr>
             <w:r>
               <w:rPr>
+                <w:rFonts w:ascii="Times New Roman" w:hAnsi="Times New Roman"/>
+                <w:color w:val="000000"/>
                 <w:sz w:val="19"/>
               </w:rPr>
-              <w:t>Отсутствие нормализации строки: проверка 'package_type not in valid_types' чувствительна к регистру. Значения 'Обычный', 'Хрупкий' приводят к ошибке.</w:t>
+              <w:t>Чувствительность к регистру символов: проверка 'package_type not in valid_types' отклоняет валидные типы 'Обычный', 'Хрупкий' с заглавной буквы.</w:t>
             </w:r>
           </w:p>
         </w:tc>
         <w:tc>
           <w:tcPr>
-            <w:tcW w:type="dxa" w:w="2484"/>
-            <w:shd w:fill="F9FAFC"/>
+            <w:tcW w:type="dxa" w:w="3024"/>
+            <w:shd w:fill="FFFFFF"/>
             <w:tcMar>
-              <w:top w:w="100" w:type="dxa"/>
-              <w:bottom w:w="100" w:type="dxa"/>
+              <w:top w:w="80" w:type="dxa"/>
+              <w:bottom w:w="80" w:type="dxa"/>
               <w:left w:w="100" w:type="dxa"/>
               <w:right w:w="100" w:type="dxa"/>
             </w:tcMar>
           </w:tcPr>
           <w:p>
+            <w:pPr>
+              <w:jc w:val="left"/>
+            </w:pPr>
             <w:r>
               <w:rPr>
                 <w:rFonts w:ascii="Consolas" w:hAnsi="Consolas"/>
+                <w:color w:val="000000"/>
                 <w:sz w:val="17"/>
               </w:rPr>
               <w:t>clean_type = str(package_type).strip().lower()</w:t>
@@ -1227,19 +2108,24 @@
       <w:tr>
         <w:tc>
           <w:tcPr>
-            <w:tcW w:type="dxa" w:w="2484"/>
+            <w:tcW w:type="dxa" w:w="2592"/>
             <w:shd w:fill="FFFFFF"/>
             <w:tcMar>
-              <w:top w:w="100" w:type="dxa"/>
-              <w:bottom w:w="100" w:type="dxa"/>
+              <w:top w:w="80" w:type="dxa"/>
+              <w:bottom w:w="80" w:type="dxa"/>
               <w:left w:w="100" w:type="dxa"/>
               <w:right w:w="100" w:type="dxa"/>
             </w:tcMar>
           </w:tcPr>
           <w:p>
+            <w:pPr>
+              <w:jc w:val="left"/>
+            </w:pPr>
             <w:r>
               <w:rPr>
+                <w:rFonts w:ascii="Times New Roman" w:hAnsi="Times New Roman"/>
                 <w:b/>
+                <w:color w:val="000000"/>
                 <w:sz w:val="19"/>
               </w:rPr>
               <w:t>test_invalid_input_types_graceful_handling</w:t>
@@ -1248,11 +2134,11 @@
         </w:tc>
         <w:tc>
           <w:tcPr>
-            <w:tcW w:type="dxa" w:w="2484"/>
+            <w:tcW w:type="dxa" w:w="1152"/>
             <w:shd w:fill="FFFFFF"/>
             <w:tcMar>
-              <w:top w:w="100" w:type="dxa"/>
-              <w:bottom w:w="100" w:type="dxa"/>
+              <w:top w:w="80" w:type="dxa"/>
+              <w:bottom w:w="80" w:type="dxa"/>
               <w:left w:w="100" w:type="dxa"/>
               <w:right w:w="100" w:type="dxa"/>
             </w:tcMar>
@@ -1263,6 +2149,8 @@
             </w:pPr>
             <w:r>
               <w:rPr>
+                <w:rFonts w:ascii="Times New Roman" w:hAnsi="Times New Roman"/>
+                <w:color w:val="000000"/>
                 <w:sz w:val="19"/>
               </w:rPr>
               <w:t>12</w:t>
@@ -1271,39 +2159,48 @@
         </w:tc>
         <w:tc>
           <w:tcPr>
-            <w:tcW w:type="dxa" w:w="2484"/>
+            <w:tcW w:type="dxa" w:w="3312"/>
             <w:shd w:fill="FFFFFF"/>
             <w:tcMar>
-              <w:top w:w="100" w:type="dxa"/>
-              <w:bottom w:w="100" w:type="dxa"/>
+              <w:top w:w="80" w:type="dxa"/>
+              <w:bottom w:w="80" w:type="dxa"/>
               <w:left w:w="100" w:type="dxa"/>
               <w:right w:w="100" w:type="dxa"/>
             </w:tcMar>
           </w:tcPr>
           <w:p>
+            <w:pPr>
+              <w:jc w:val="left"/>
+            </w:pPr>
             <w:r>
               <w:rPr>
+                <w:rFonts w:ascii="Times New Roman" w:hAnsi="Times New Roman"/>
+                <w:color w:val="000000"/>
                 <w:sz w:val="19"/>
               </w:rPr>
-              <w:t>Отсутствие типовой валидации: передача строковых значений или None приводит к аварийному исключению TypeError при сравнении weight &lt; 0.1, нарушая контракт метода.</w:t>
+              <w:t>Отсутствие строгой типизации: при передаче нечисловых параметров (например, weight='десять') функция аварийно падает с TypeError при сравнении weight &lt; 0.1.</w:t>
             </w:r>
           </w:p>
         </w:tc>
         <w:tc>
           <w:tcPr>
-            <w:tcW w:type="dxa" w:w="2484"/>
+            <w:tcW w:type="dxa" w:w="3024"/>
             <w:shd w:fill="FFFFFF"/>
             <w:tcMar>
-              <w:top w:w="100" w:type="dxa"/>
-              <w:bottom w:w="100" w:type="dxa"/>
+              <w:top w:w="80" w:type="dxa"/>
+              <w:bottom w:w="80" w:type="dxa"/>
               <w:left w:w="100" w:type="dxa"/>
               <w:right w:w="100" w:type="dxa"/>
             </w:tcMar>
           </w:tcPr>
           <w:p>
+            <w:pPr>
+              <w:jc w:val="left"/>
+            </w:pPr>
             <w:r>
               <w:rPr>
                 <w:rFonts w:ascii="Consolas" w:hAnsi="Consolas"/>
+                <w:color w:val="000000"/>
                 <w:sz w:val="17"/>
               </w:rPr>
               <w:t>if not isinstance(weight, (int, float)) or not isinstance(distance, int) or isinstance(distance, bool):</w:t>
@@ -1316,30 +2213,283 @@
     </w:tbl>
     <w:p>
       <w:pPr>
-        <w:spacing w:after="240"/>
+        <w:spacing w:before="280" w:after="120" w:line="360" w:lineRule="auto"/>
+        <w:ind w:firstLine="709"/>
+        <w:jc w:val="left"/>
       </w:pPr>
+      <w:r>
+        <w:rPr>
+          <w:rFonts w:ascii="Times New Roman" w:hAnsi="Times New Roman"/>
+          <w:b/>
+          <w:color w:val="000000"/>
+          <w:sz w:val="28"/>
+        </w:rPr>
+        <w:t>4 Методология тест-дизайна и анализ тестового покрытия</w:t>
+      </w:r>
     </w:p>
     <w:p>
       <w:pPr>
-        <w:pStyle w:val="Heading1"/>
+        <w:spacing w:line="360" w:lineRule="auto" w:before="0" w:after="0"/>
+        <w:ind w:firstLine="709"/>
+        <w:jc w:val="both"/>
       </w:pPr>
       <w:r>
-        <w:t>5. Заключение</w:t>
+        <w:rPr>
+          <w:rFonts w:ascii="Times New Roman" w:hAnsi="Times New Roman"/>
+          <w:b w:val="0"/>
+          <w:i w:val="0"/>
+          <w:color w:val="000000"/>
+          <w:sz w:val="28"/>
+        </w:rPr>
+        <w:t>Для формирования полного и неизбыточного набора тестов были применены классические техники тест-дизайна, рекомендованные международным стандартом ISTQB и отечественными методиками тестирования ПО:</w:t>
       </w:r>
     </w:p>
     <w:p>
+      <w:pPr>
+        <w:spacing w:line="360" w:lineRule="auto" w:before="0" w:after="0"/>
+        <w:ind w:firstLine="709"/>
+        <w:jc w:val="both"/>
+      </w:pPr>
       <w:r>
-        <w:t>В результате выполнения лабораторной работы №2 была продемонстрирована высокая эффективность юнит-тестирования как метода контроля качества программного обеспечения. Разработанный комплекс из 45 тестов позволил не только подтвердить стабильность и надежность ранее разработанного собственного модуля регистрации пользователей (ЛР1), но и быстро выявить 4 критических дефекта в стороннем модуле расчета доставки (src/delivery.py), включающие ошибки бизнес-логики, краевые эффекты целочисленного деления и отсутствие безопасной обработки нетипизированных входных данных.</w:t>
+        <w:rPr>
+          <w:rFonts w:ascii="Times New Roman" w:hAnsi="Times New Roman"/>
+          <w:b w:val="0"/>
+          <w:i w:val="0"/>
+          <w:color w:val="000000"/>
+          <w:sz w:val="28"/>
+        </w:rPr>
+        <w:t>1. Эквивалентное разбиение (Equivalence Partitioning). Область допустимых значений параметров разбита на непересекающиеся классы:</w:t>
+        <w:br/>
+        <w:t>- по весу посылки: класс без наценки (0.1–5.0 кг), класс умеренной надбавки 20% (5.1–19.9 кг), класс повышенной надбавки 50% (20.0–50.0 кг);</w:t>
+        <w:br/>
+        <w:t>- по категории груза: «обычный» (0 руб.), «хрупкий» (+300 руб.), «опасный» (+1000 руб.), недопустимый тип (возврат ошибки -1);</w:t>
+        <w:br/>
+        <w:t>- по срочности транспортировки: стандартная доставка (is_express=False) и срочная доставка (is_express=True).</w:t>
+      </w:r>
+    </w:p>
+    <w:p>
+      <w:pPr>
+        <w:spacing w:line="360" w:lineRule="auto" w:before="0" w:after="0"/>
+        <w:ind w:firstLine="709"/>
+        <w:jc w:val="both"/>
+      </w:pPr>
+      <w:r>
+        <w:rPr>
+          <w:rFonts w:ascii="Times New Roman" w:hAnsi="Times New Roman"/>
+          <w:b w:val="0"/>
+          <w:i w:val="0"/>
+          <w:color w:val="000000"/>
+          <w:sz w:val="28"/>
+        </w:rPr>
+        <w:t>2. Анализ граничных значений (Boundary Value Analysis). Проверены точки переходов и предельные ограничения физической модели:</w:t>
+        <w:br/>
+        <w:t>- нижняя граница веса: 0.1 кг (валидный минимум), 0.05 кг (отказ по нижней границе), -5.0 кг (отрицательный вес);</w:t>
+        <w:br/>
+        <w:t>- верхняя граница веса: 50.0 кг (валидный максимум), 50.1 кг (отказ по верхней границе);</w:t>
+        <w:br/>
+        <w:t>- пороги коэффициентов тарификации: ровно 5.0 кг (граница базового тарифа), ровно 20.0 кг (граница тарифа 1.5);</w:t>
+        <w:br/>
+        <w:t>- ограничения расстояния: 1 км (минимальная дистанция), 0 км и -100 км (недопустимые значения), 5000 км (максимальная дистанция), 5001 км (превышение лимита).</w:t>
+      </w:r>
+    </w:p>
+    <w:p>
+      <w:pPr>
+        <w:spacing w:line="360" w:lineRule="auto" w:before="0" w:after="0"/>
+        <w:ind w:firstLine="709"/>
+        <w:jc w:val="both"/>
+      </w:pPr>
+      <w:r>
+        <w:rPr>
+          <w:rFonts w:ascii="Times New Roman" w:hAnsi="Times New Roman"/>
+          <w:b w:val="0"/>
+          <w:i w:val="0"/>
+          <w:color w:val="000000"/>
+          <w:sz w:val="28"/>
+        </w:rPr>
+        <w:t>3. Негативное тестирование и проверка отказоустойчивости (Negative &amp; Robustness Testing). Проверена реакция программных модулей на передачу непредусмотренных типов данных (строки вместо чисел, булевы значения, пустые структуры), что позволило выявить дефект отсутствия предварительной верификации типов входных аргументов.</w:t>
+      </w:r>
+    </w:p>
+    <w:p>
+      <w:pPr>
+        <w:spacing w:before="280" w:after="120" w:line="360" w:lineRule="auto"/>
+        <w:ind w:firstLine="0"/>
+        <w:jc w:val="center"/>
+      </w:pPr>
+      <w:r>
+        <w:rPr>
+          <w:rFonts w:ascii="Times New Roman" w:hAnsi="Times New Roman"/>
+          <w:b/>
+          <w:color w:val="000000"/>
+          <w:sz w:val="28"/>
+        </w:rPr>
+        <w:t>ЗАКЛЮЧЕНИЕ</w:t>
+      </w:r>
+    </w:p>
+    <w:p>
+      <w:pPr>
+        <w:spacing w:line="360" w:lineRule="auto" w:before="0" w:after="0"/>
+        <w:ind w:firstLine="709"/>
+        <w:jc w:val="both"/>
+      </w:pPr>
+      <w:r>
+        <w:rPr>
+          <w:rFonts w:ascii="Times New Roman" w:hAnsi="Times New Roman"/>
+          <w:b w:val="0"/>
+          <w:i w:val="0"/>
+          <w:color w:val="000000"/>
+          <w:sz w:val="28"/>
+        </w:rPr>
+        <w:t>В ходе выполнения лабораторной работы № 2 была всесторонне исследована методология юнит-тестирования программных модулей на языке Python с применением стандартного фреймворка unittest. Разработанный тестовый комплекс из 45 тестов позволил подтвердить 100% стабильность собственного модуля регистрации пользователей (ЛР1) и локализовать 4 критических дефекта в предоставленном модуле расчета доставки (src/delivery.py).</w:t>
+      </w:r>
+    </w:p>
+    <w:p>
+      <w:pPr>
+        <w:spacing w:line="360" w:lineRule="auto" w:before="0" w:after="0"/>
+        <w:ind w:firstLine="709"/>
+        <w:jc w:val="both"/>
+      </w:pPr>
+      <w:r>
+        <w:rPr>
+          <w:rFonts w:ascii="Times New Roman" w:hAnsi="Times New Roman"/>
+          <w:b w:val="0"/>
+          <w:i w:val="0"/>
+          <w:color w:val="000000"/>
+          <w:sz w:val="28"/>
+        </w:rPr>
+        <w:t>Опыт локализации ошибок продемонстрировал, что применение методов эквивалентного разбиения и анализа граничных значений позволяет находить как смысловые ошибки бизнес-логики (скидка вместо наценки за срочность), так и граничные аномалии целочисленного деления и исключения времени выполнения, обеспечивая высокий уровень надежности программного продукта.</w:t>
+      </w:r>
+    </w:p>
+    <w:p>
+      <w:pPr>
+        <w:spacing w:before="280" w:after="120" w:line="360" w:lineRule="auto"/>
+        <w:ind w:firstLine="0"/>
+        <w:jc w:val="center"/>
+      </w:pPr>
+      <w:r>
+        <w:rPr>
+          <w:rFonts w:ascii="Times New Roman" w:hAnsi="Times New Roman"/>
+          <w:b/>
+          <w:color w:val="000000"/>
+          <w:sz w:val="28"/>
+        </w:rPr>
+        <w:t>СПИСОК ИСПОЛЬЗОВАННЫХ ИСТОЧНИКОВ</w:t>
+      </w:r>
+    </w:p>
+    <w:p>
+      <w:pPr>
+        <w:spacing w:line="360" w:lineRule="auto" w:before="0" w:after="0"/>
+        <w:ind w:firstLine="709"/>
+        <w:jc w:val="both"/>
+      </w:pPr>
+      <w:r>
+        <w:rPr>
+          <w:rFonts w:ascii="Times New Roman" w:hAnsi="Times New Roman"/>
+          <w:b w:val="0"/>
+          <w:i w:val="0"/>
+          <w:color w:val="000000"/>
+          <w:sz w:val="24"/>
+        </w:rPr>
+        <w:t>1. ГОСТ 7.32-2017. Система стандартов по информации, библиотечному и издательскому делу. Отчет о научно-исследовательской работе. Структура и правила оформления. — М.: Стандартинформ, 2018. — 32 с.</w:t>
+      </w:r>
+    </w:p>
+    <w:p>
+      <w:pPr>
+        <w:spacing w:line="360" w:lineRule="auto" w:before="0" w:after="0"/>
+        <w:ind w:firstLine="709"/>
+        <w:jc w:val="both"/>
+      </w:pPr>
+      <w:r>
+        <w:rPr>
+          <w:rFonts w:ascii="Times New Roman" w:hAnsi="Times New Roman"/>
+          <w:b w:val="0"/>
+          <w:i w:val="0"/>
+          <w:color w:val="000000"/>
+          <w:sz w:val="24"/>
+        </w:rPr>
+        <w:t>2. ГОСТ Р 7.0.5-2008. Система стандартов по информации, библиотечному и издательскому делу. Библиографическая ссылка. Общие требования и правила составления. — М.: Стандартинформ, 2008. — 20 с.</w:t>
+      </w:r>
+    </w:p>
+    <w:p>
+      <w:pPr>
+        <w:spacing w:line="360" w:lineRule="auto" w:before="0" w:after="0"/>
+        <w:ind w:firstLine="709"/>
+        <w:jc w:val="both"/>
+      </w:pPr>
+      <w:r>
+        <w:rPr>
+          <w:rFonts w:ascii="Times New Roman" w:hAnsi="Times New Roman"/>
+          <w:b w:val="0"/>
+          <w:i w:val="0"/>
+          <w:color w:val="000000"/>
+          <w:sz w:val="24"/>
+        </w:rPr>
+        <w:t>3. Документация модуля unittest в Python 3 [Электронный ресурс]. — Режим доступа: https://docs.python.org/3/library/unittest.html (дата обращения: 22.10.2026).</w:t>
+      </w:r>
+    </w:p>
+    <w:p>
+      <w:pPr>
+        <w:spacing w:line="360" w:lineRule="auto" w:before="0" w:after="0"/>
+        <w:ind w:firstLine="709"/>
+        <w:jc w:val="both"/>
+      </w:pPr>
+      <w:r>
+        <w:rPr>
+          <w:rFonts w:ascii="Times New Roman" w:hAnsi="Times New Roman"/>
+          <w:b w:val="0"/>
+          <w:i w:val="0"/>
+          <w:color w:val="000000"/>
+          <w:sz w:val="24"/>
+        </w:rPr>
+        <w:t>4. Куликов С. Тестирование программного обеспечения. Базовый курс. — Минск: Четыре четверти, 2020. — 312 с.</w:t>
+      </w:r>
+    </w:p>
+    <w:p>
+      <w:pPr>
+        <w:spacing w:line="360" w:lineRule="auto" w:before="0" w:after="0"/>
+        <w:ind w:firstLine="709"/>
+        <w:jc w:val="both"/>
+      </w:pPr>
+      <w:r>
+        <w:rPr>
+          <w:rFonts w:ascii="Times New Roman" w:hAnsi="Times New Roman"/>
+          <w:b w:val="0"/>
+          <w:i w:val="0"/>
+          <w:color w:val="000000"/>
+          <w:sz w:val="24"/>
+        </w:rPr>
+        <w:t>5. Бейзер Б. Тестирование черного ящика. Технологии функционального тестирования программного обеспечения и систем. — СПб.: Питер, 2004. — 320 с.</w:t>
       </w:r>
     </w:p>
     <w:sectPr>
-      <w:pgSz w:w="12240" w:h="15840"/>
-      <w:pgMar w:top="1152" w:right="1152" w:bottom="1152" w:left="1152" w:header="720" w:footer="720" w:gutter="0"/>
+      <w:footerReference w:type="default" r:id="rId9"/>
+      <w:pgSz w:w="11906" w:h="16838"/>
+      <w:pgMar w:top="1134" w:right="850" w:bottom="1134" w:left="1701" w:header="720" w:footer="720" w:gutter="0"/>
       <w:cols w:space="720"/>
+      <w:titlePg/>
       <w:docGrid w:linePitch="360"/>
     </w:sectPr>
   </w:body>
 </w:document>
+</file>
+
+<file path=word/footer1.xml><?xml version="1.0" encoding="utf-8"?>
+<w:ftr xmlns:m="http://schemas.openxmlformats.org/officeDocument/2006/math" xmlns:mc="http://schemas.openxmlformats.org/markup-compatibility/2006" xmlns:mo="http://schemas.microsoft.com/office/mac/office/2008/main" xmlns:mv="urn:schemas-microsoft-com:mac:vml" xmlns:o="urn:schemas-microsoft-com:office:office" xmlns:r="http://schemas.openxmlformats.org/officeDocument/2006/relationships" xmlns:v="urn:schemas-microsoft-com:vml" xmlns:w10="urn:schemas-microsoft-com:office:word" xmlns:w14="http://schemas.microsoft.com/office/word/2010/wordml" xmlns:w="http://schemas.openxmlformats.org/wordprocessingml/2006/main" xmlns:wne="http://schemas.microsoft.com/office/word/2006/wordml" xmlns:wp14="http://schemas.microsoft.com/office/word/2010/wordprocessingDrawing" xmlns:wp="http://schemas.openxmlformats.org/drawingml/2006/wordprocessingDrawing" xmlns:wpc="http://schemas.microsoft.com/office/word/2010/wordprocessingCanvas" xmlns:wpg="http://schemas.microsoft.com/office/word/2010/wordprocessingGroup" xmlns:wpi="http://schemas.microsoft.com/office/word/2010/wordprocessingInk" xmlns:wps="http://schemas.microsoft.com/office/word/2010/wordprocessingShape" mc:Ignorable="w14 wp14">
+  <w:p>
+    <w:pPr>
+      <w:pStyle w:val="Footer"/>
+      <w:spacing w:before="0" w:after="0"/>
+      <w:jc w:val="center"/>
+    </w:pPr>
+    <w:r>
+      <w:rPr>
+        <w:rFonts w:ascii="Times New Roman" w:hAnsi="Times New Roman"/>
+        <w:color w:val="000000"/>
+        <w:sz w:val="22"/>
+      </w:rPr>
+      <w:fldSimple w:instr="PAGE"/>
+    </w:r>
+  </w:p>
+</w:ftr>
 </file>
 
 <file path=word/numbering.xml><?xml version="1.0" encoding="utf-8"?>
@@ -1706,12 +2856,14 @@
     <w:qFormat/>
     <w:rsid w:val="00FC693F"/>
     <w:pPr>
-      <w:spacing w:line="276" w:lineRule="auto" w:after="80"/>
+      <w:spacing w:line="360" w:lineRule="auto" w:before="0" w:after="0"/>
+      <w:ind w:firstLine="709"/>
+      <w:jc w:val="both"/>
     </w:pPr>
     <w:rPr>
       <w:rFonts w:ascii="Times New Roman" w:hAnsi="Times New Roman"/>
-      <w:color w:val="222222"/>
-      <w:sz w:val="24"/>
+      <w:color w:val="000000"/>
+      <w:sz w:val="28"/>
     </w:rPr>
   </w:style>
   <w:style w:type="paragraph" w:styleId="Header">
@@ -1773,10 +2925,10 @@
       <w:outlineLvl w:val="0"/>
     </w:pPr>
     <w:rPr>
-      <w:rFonts w:asciiTheme="majorHAnsi" w:eastAsiaTheme="majorEastAsia" w:hAnsiTheme="majorHAnsi" w:cstheme="majorBidi" w:ascii="Times New Roman" w:hAnsi="Times New Roman"/>
+      <w:rFonts w:asciiTheme="majorHAnsi" w:eastAsiaTheme="majorEastAsia" w:hAnsiTheme="majorHAnsi" w:cstheme="majorBidi"/>
       <w:b/>
       <w:bCs/>
-      <w:color w:val="1F3864"/>
+      <w:color w:val="365F91" w:themeColor="accent1" w:themeShade="BF"/>
       <w:sz w:val="28"/>
       <w:szCs w:val="28"/>
     </w:rPr>

--- a/Отчет_ЛР2_Романов_Р_О.docx
+++ b/Отчет_ЛР2_Романов_Р_О.docx
@@ -4,7 +4,7 @@
   <w:body>
     <w:p>
       <w:pPr>
-        <w:spacing w:line="240" w:lineRule="auto" w:before="0" w:after="800"/>
+        <w:spacing w:line="264" w:lineRule="auto" w:before="0" w:after="960"/>
         <w:ind w:firstLine="0"/>
         <w:jc w:val="center"/>
       </w:pPr>
@@ -27,7 +27,7 @@
     </w:p>
     <w:p>
       <w:pPr>
-        <w:spacing w:line="312" w:lineRule="auto" w:before="600" w:after="1200"/>
+        <w:spacing w:line="312" w:lineRule="auto" w:before="480" w:after="1200"/>
         <w:ind w:firstLine="0"/>
         <w:jc w:val="center"/>
       </w:pPr>
@@ -50,7 +50,7 @@
     </w:p>
     <w:p>
       <w:pPr>
-        <w:spacing w:line="276" w:lineRule="auto" w:before="400" w:after="1800"/>
+        <w:spacing w:line="276" w:lineRule="auto" w:before="400" w:after="2800"/>
         <w:ind w:firstLine="0"/>
         <w:jc w:val="right"/>
       </w:pPr>
@@ -73,7 +73,7 @@
         <w:br/>
         <w:t>Проверил:</w:t>
         <w:br/>
-        <w:t>преподаватель (мастер практики)</w:t>
+        <w:t>преподаватель Кошман В. Е.</w:t>
         <w:br/>
         <w:t>_________________________</w:t>
         <w:br/>
@@ -81,15 +81,13 @@
     </w:p>
     <w:p>
       <w:pPr>
-        <w:spacing w:line="240" w:lineRule="auto" w:before="800" w:after="0"/>
+        <w:spacing w:before="800" w:after="0" w:line="240" w:lineRule="auto"/>
         <w:ind w:firstLine="0"/>
         <w:jc w:val="center"/>
       </w:pPr>
       <w:r>
         <w:rPr>
           <w:rFonts w:ascii="Times New Roman" w:hAnsi="Times New Roman"/>
-          <w:b w:val="0"/>
-          <w:i w:val="0"/>
           <w:color w:val="000000"/>
           <w:sz w:val="24"/>
         </w:rPr>
@@ -288,7 +286,7 @@
     </w:p>
     <w:p>
       <w:pPr>
-        <w:spacing w:before="200" w:after="80" w:line="276" w:lineRule="auto"/>
+        <w:spacing w:before="240" w:after="80" w:line="276" w:lineRule="auto"/>
         <w:ind w:firstLine="0"/>
         <w:jc w:val="left"/>
       </w:pPr>
@@ -323,14 +321,16 @@
             <w:tcW w:type="dxa" w:w="2592"/>
             <w:shd w:fill="F2F2F2"/>
             <w:tcMar>
-              <w:top w:w="100" w:type="dxa"/>
-              <w:bottom w:w="100" w:type="dxa"/>
+              <w:top w:w="80" w:type="dxa"/>
+              <w:bottom w:w="80" w:type="dxa"/>
               <w:left w:w="100" w:type="dxa"/>
               <w:right w:w="100" w:type="dxa"/>
             </w:tcMar>
           </w:tcPr>
           <w:p>
             <w:pPr>
+              <w:spacing w:before="0" w:after="0" w:line="276" w:lineRule="auto"/>
+              <w:ind w:firstLine="0"/>
               <w:jc w:val="center"/>
             </w:pPr>
             <w:r>
@@ -338,7 +338,7 @@
                 <w:rFonts w:ascii="Times New Roman" w:hAnsi="Times New Roman"/>
                 <w:b/>
                 <w:color w:val="000000"/>
-                <w:sz w:val="22"/>
+                <w:sz w:val="21"/>
               </w:rPr>
               <w:t>Тестируемый модуль</w:t>
             </w:r>
@@ -349,14 +349,16 @@
             <w:tcW w:type="dxa" w:w="2592"/>
             <w:shd w:fill="F2F2F2"/>
             <w:tcMar>
-              <w:top w:w="100" w:type="dxa"/>
-              <w:bottom w:w="100" w:type="dxa"/>
+              <w:top w:w="80" w:type="dxa"/>
+              <w:bottom w:w="80" w:type="dxa"/>
               <w:left w:w="100" w:type="dxa"/>
               <w:right w:w="100" w:type="dxa"/>
             </w:tcMar>
           </w:tcPr>
           <w:p>
             <w:pPr>
+              <w:spacing w:before="0" w:after="0" w:line="276" w:lineRule="auto"/>
+              <w:ind w:firstLine="0"/>
               <w:jc w:val="center"/>
             </w:pPr>
             <w:r>
@@ -364,7 +366,7 @@
                 <w:rFonts w:ascii="Times New Roman" w:hAnsi="Times New Roman"/>
                 <w:b/>
                 <w:color w:val="000000"/>
-                <w:sz w:val="22"/>
+                <w:sz w:val="21"/>
               </w:rPr>
               <w:t>Файл тестов</w:t>
             </w:r>
@@ -375,14 +377,16 @@
             <w:tcW w:type="dxa" w:w="1152"/>
             <w:shd w:fill="F2F2F2"/>
             <w:tcMar>
-              <w:top w:w="100" w:type="dxa"/>
-              <w:bottom w:w="100" w:type="dxa"/>
+              <w:top w:w="80" w:type="dxa"/>
+              <w:bottom w:w="80" w:type="dxa"/>
               <w:left w:w="100" w:type="dxa"/>
               <w:right w:w="100" w:type="dxa"/>
             </w:tcMar>
           </w:tcPr>
           <w:p>
             <w:pPr>
+              <w:spacing w:before="0" w:after="0" w:line="276" w:lineRule="auto"/>
+              <w:ind w:firstLine="0"/>
               <w:jc w:val="center"/>
             </w:pPr>
             <w:r>
@@ -390,7 +394,7 @@
                 <w:rFonts w:ascii="Times New Roman" w:hAnsi="Times New Roman"/>
                 <w:b/>
                 <w:color w:val="000000"/>
-                <w:sz w:val="22"/>
+                <w:sz w:val="21"/>
               </w:rPr>
               <w:t>Всего тестов</w:t>
             </w:r>
@@ -401,14 +405,16 @@
             <w:tcW w:type="dxa" w:w="1296"/>
             <w:shd w:fill="F2F2F2"/>
             <w:tcMar>
-              <w:top w:w="100" w:type="dxa"/>
-              <w:bottom w:w="100" w:type="dxa"/>
+              <w:top w:w="80" w:type="dxa"/>
+              <w:bottom w:w="80" w:type="dxa"/>
               <w:left w:w="100" w:type="dxa"/>
               <w:right w:w="100" w:type="dxa"/>
             </w:tcMar>
           </w:tcPr>
           <w:p>
             <w:pPr>
+              <w:spacing w:before="0" w:after="0" w:line="276" w:lineRule="auto"/>
+              <w:ind w:firstLine="0"/>
               <w:jc w:val="center"/>
             </w:pPr>
             <w:r>
@@ -416,7 +422,7 @@
                 <w:rFonts w:ascii="Times New Roman" w:hAnsi="Times New Roman"/>
                 <w:b/>
                 <w:color w:val="000000"/>
-                <w:sz w:val="22"/>
+                <w:sz w:val="21"/>
               </w:rPr>
               <w:t>Пройдено (OK)</w:t>
             </w:r>
@@ -427,14 +433,16 @@
             <w:tcW w:type="dxa" w:w="1296"/>
             <w:shd w:fill="F2F2F2"/>
             <w:tcMar>
-              <w:top w:w="100" w:type="dxa"/>
-              <w:bottom w:w="100" w:type="dxa"/>
+              <w:top w:w="80" w:type="dxa"/>
+              <w:bottom w:w="80" w:type="dxa"/>
               <w:left w:w="100" w:type="dxa"/>
               <w:right w:w="100" w:type="dxa"/>
             </w:tcMar>
           </w:tcPr>
           <w:p>
             <w:pPr>
+              <w:spacing w:before="0" w:after="0" w:line="276" w:lineRule="auto"/>
+              <w:ind w:firstLine="0"/>
               <w:jc w:val="center"/>
             </w:pPr>
             <w:r>
@@ -442,7 +450,7 @@
                 <w:rFonts w:ascii="Times New Roman" w:hAnsi="Times New Roman"/>
                 <w:b/>
                 <w:color w:val="000000"/>
-                <w:sz w:val="22"/>
+                <w:sz w:val="21"/>
               </w:rPr>
               <w:t>Упало (Fail/Err)</w:t>
             </w:r>
@@ -453,14 +461,16 @@
             <w:tcW w:type="dxa" w:w="1296"/>
             <w:shd w:fill="F2F2F2"/>
             <w:tcMar>
-              <w:top w:w="100" w:type="dxa"/>
-              <w:bottom w:w="100" w:type="dxa"/>
+              <w:top w:w="80" w:type="dxa"/>
+              <w:bottom w:w="80" w:type="dxa"/>
               <w:left w:w="100" w:type="dxa"/>
               <w:right w:w="100" w:type="dxa"/>
             </w:tcMar>
           </w:tcPr>
           <w:p>
             <w:pPr>
+              <w:spacing w:before="0" w:after="0" w:line="276" w:lineRule="auto"/>
+              <w:ind w:firstLine="0"/>
               <w:jc w:val="center"/>
             </w:pPr>
             <w:r>
@@ -468,7 +478,7 @@
                 <w:rFonts w:ascii="Times New Roman" w:hAnsi="Times New Roman"/>
                 <w:b/>
                 <w:color w:val="000000"/>
-                <w:sz w:val="22"/>
+                <w:sz w:val="21"/>
               </w:rPr>
               <w:t>Успешность</w:t>
             </w:r>
@@ -489,6 +499,8 @@
           </w:tcPr>
           <w:p>
             <w:pPr>
+              <w:spacing w:before="0" w:after="0" w:line="276" w:lineRule="auto"/>
+              <w:ind w:firstLine="0"/>
               <w:jc w:val="left"/>
             </w:pPr>
             <w:r>
@@ -496,7 +508,7 @@
                 <w:rFonts w:ascii="Times New Roman" w:hAnsi="Times New Roman"/>
                 <w:b w:val="0"/>
                 <w:color w:val="000000"/>
-                <w:sz w:val="21"/>
+                <w:sz w:val="20"/>
               </w:rPr>
               <w:t>ЛР1: Регистрация пользователей</w:t>
             </w:r>
@@ -515,6 +527,8 @@
           </w:tcPr>
           <w:p>
             <w:pPr>
+              <w:spacing w:before="0" w:after="0" w:line="276" w:lineRule="auto"/>
+              <w:ind w:firstLine="0"/>
               <w:jc w:val="left"/>
             </w:pPr>
             <w:r>
@@ -522,7 +536,7 @@
                 <w:rFonts w:ascii="Times New Roman" w:hAnsi="Times New Roman"/>
                 <w:b w:val="0"/>
                 <w:color w:val="000000"/>
-                <w:sz w:val="21"/>
+                <w:sz w:val="20"/>
               </w:rPr>
               <w:t>tests/test_registration.py</w:t>
             </w:r>
@@ -541,6 +555,8 @@
           </w:tcPr>
           <w:p>
             <w:pPr>
+              <w:spacing w:before="0" w:after="0" w:line="276" w:lineRule="auto"/>
+              <w:ind w:firstLine="0"/>
               <w:jc w:val="center"/>
             </w:pPr>
             <w:r>
@@ -548,7 +564,7 @@
                 <w:rFonts w:ascii="Times New Roman" w:hAnsi="Times New Roman"/>
                 <w:b w:val="0"/>
                 <w:color w:val="000000"/>
-                <w:sz w:val="21"/>
+                <w:sz w:val="20"/>
               </w:rPr>
               <w:t>22</w:t>
             </w:r>
@@ -567,6 +583,8 @@
           </w:tcPr>
           <w:p>
             <w:pPr>
+              <w:spacing w:before="0" w:after="0" w:line="276" w:lineRule="auto"/>
+              <w:ind w:firstLine="0"/>
               <w:jc w:val="center"/>
             </w:pPr>
             <w:r>
@@ -574,7 +592,7 @@
                 <w:rFonts w:ascii="Times New Roman" w:hAnsi="Times New Roman"/>
                 <w:b w:val="0"/>
                 <w:color w:val="000000"/>
-                <w:sz w:val="21"/>
+                <w:sz w:val="20"/>
               </w:rPr>
               <w:t>22</w:t>
             </w:r>
@@ -593,6 +611,8 @@
           </w:tcPr>
           <w:p>
             <w:pPr>
+              <w:spacing w:before="0" w:after="0" w:line="276" w:lineRule="auto"/>
+              <w:ind w:firstLine="0"/>
               <w:jc w:val="center"/>
             </w:pPr>
             <w:r>
@@ -600,7 +620,7 @@
                 <w:rFonts w:ascii="Times New Roman" w:hAnsi="Times New Roman"/>
                 <w:b w:val="0"/>
                 <w:color w:val="000000"/>
-                <w:sz w:val="21"/>
+                <w:sz w:val="20"/>
               </w:rPr>
               <w:t>0</w:t>
             </w:r>
@@ -619,6 +639,8 @@
           </w:tcPr>
           <w:p>
             <w:pPr>
+              <w:spacing w:before="0" w:after="0" w:line="276" w:lineRule="auto"/>
+              <w:ind w:firstLine="0"/>
               <w:jc w:val="center"/>
             </w:pPr>
             <w:r>
@@ -626,7 +648,7 @@
                 <w:rFonts w:ascii="Times New Roman" w:hAnsi="Times New Roman"/>
                 <w:b w:val="0"/>
                 <w:color w:val="000000"/>
-                <w:sz w:val="21"/>
+                <w:sz w:val="20"/>
               </w:rPr>
               <w:t>100.0%</w:t>
             </w:r>
@@ -647,6 +669,8 @@
           </w:tcPr>
           <w:p>
             <w:pPr>
+              <w:spacing w:before="0" w:after="0" w:line="276" w:lineRule="auto"/>
+              <w:ind w:firstLine="0"/>
               <w:jc w:val="left"/>
             </w:pPr>
             <w:r>
@@ -654,7 +678,7 @@
                 <w:rFonts w:ascii="Times New Roman" w:hAnsi="Times New Roman"/>
                 <w:b w:val="0"/>
                 <w:color w:val="000000"/>
-                <w:sz w:val="21"/>
+                <w:sz w:val="20"/>
               </w:rPr>
               <w:t>ЛР2: Расчет стоимости доставки</w:t>
             </w:r>
@@ -673,6 +697,8 @@
           </w:tcPr>
           <w:p>
             <w:pPr>
+              <w:spacing w:before="0" w:after="0" w:line="276" w:lineRule="auto"/>
+              <w:ind w:firstLine="0"/>
               <w:jc w:val="left"/>
             </w:pPr>
             <w:r>
@@ -680,7 +706,7 @@
                 <w:rFonts w:ascii="Times New Roman" w:hAnsi="Times New Roman"/>
                 <w:b w:val="0"/>
                 <w:color w:val="000000"/>
-                <w:sz w:val="21"/>
+                <w:sz w:val="20"/>
               </w:rPr>
               <w:t>tests/test_delivery.py</w:t>
             </w:r>
@@ -699,6 +725,8 @@
           </w:tcPr>
           <w:p>
             <w:pPr>
+              <w:spacing w:before="0" w:after="0" w:line="276" w:lineRule="auto"/>
+              <w:ind w:firstLine="0"/>
               <w:jc w:val="center"/>
             </w:pPr>
             <w:r>
@@ -706,7 +734,7 @@
                 <w:rFonts w:ascii="Times New Roman" w:hAnsi="Times New Roman"/>
                 <w:b w:val="0"/>
                 <w:color w:val="000000"/>
-                <w:sz w:val="21"/>
+                <w:sz w:val="20"/>
               </w:rPr>
               <w:t>23</w:t>
             </w:r>
@@ -725,6 +753,8 @@
           </w:tcPr>
           <w:p>
             <w:pPr>
+              <w:spacing w:before="0" w:after="0" w:line="276" w:lineRule="auto"/>
+              <w:ind w:firstLine="0"/>
               <w:jc w:val="center"/>
             </w:pPr>
             <w:r>
@@ -732,7 +762,7 @@
                 <w:rFonts w:ascii="Times New Roman" w:hAnsi="Times New Roman"/>
                 <w:b w:val="0"/>
                 <w:color w:val="000000"/>
-                <w:sz w:val="21"/>
+                <w:sz w:val="20"/>
               </w:rPr>
               <w:t>19</w:t>
             </w:r>
@@ -751,6 +781,8 @@
           </w:tcPr>
           <w:p>
             <w:pPr>
+              <w:spacing w:before="0" w:after="0" w:line="276" w:lineRule="auto"/>
+              <w:ind w:firstLine="0"/>
               <w:jc w:val="center"/>
             </w:pPr>
             <w:r>
@@ -758,7 +790,7 @@
                 <w:rFonts w:ascii="Times New Roman" w:hAnsi="Times New Roman"/>
                 <w:b w:val="0"/>
                 <w:color w:val="000000"/>
-                <w:sz w:val="21"/>
+                <w:sz w:val="20"/>
               </w:rPr>
               <w:t>4</w:t>
             </w:r>
@@ -777,6 +809,8 @@
           </w:tcPr>
           <w:p>
             <w:pPr>
+              <w:spacing w:before="0" w:after="0" w:line="276" w:lineRule="auto"/>
+              <w:ind w:firstLine="0"/>
               <w:jc w:val="center"/>
             </w:pPr>
             <w:r>
@@ -784,7 +818,7 @@
                 <w:rFonts w:ascii="Times New Roman" w:hAnsi="Times New Roman"/>
                 <w:b w:val="0"/>
                 <w:color w:val="000000"/>
-                <w:sz w:val="21"/>
+                <w:sz w:val="20"/>
               </w:rPr>
               <w:t>82.6%</w:t>
             </w:r>
@@ -805,6 +839,8 @@
           </w:tcPr>
           <w:p>
             <w:pPr>
+              <w:spacing w:before="0" w:after="0" w:line="276" w:lineRule="auto"/>
+              <w:ind w:firstLine="0"/>
               <w:jc w:val="left"/>
             </w:pPr>
             <w:r>
@@ -812,7 +848,7 @@
                 <w:rFonts w:ascii="Times New Roman" w:hAnsi="Times New Roman"/>
                 <w:b/>
                 <w:color w:val="000000"/>
-                <w:sz w:val="21"/>
+                <w:sz w:val="20"/>
               </w:rPr>
               <w:t>ИТОГО ПО ПРОЕКТУ</w:t>
             </w:r>
@@ -831,6 +867,8 @@
           </w:tcPr>
           <w:p>
             <w:pPr>
+              <w:spacing w:before="0" w:after="0" w:line="276" w:lineRule="auto"/>
+              <w:ind w:firstLine="0"/>
               <w:jc w:val="left"/>
             </w:pPr>
             <w:r>
@@ -838,7 +876,7 @@
                 <w:rFonts w:ascii="Times New Roman" w:hAnsi="Times New Roman"/>
                 <w:b/>
                 <w:color w:val="000000"/>
-                <w:sz w:val="21"/>
+                <w:sz w:val="20"/>
               </w:rPr>
               <w:t>Все модули каталога tests/</w:t>
             </w:r>
@@ -857,6 +895,8 @@
           </w:tcPr>
           <w:p>
             <w:pPr>
+              <w:spacing w:before="0" w:after="0" w:line="276" w:lineRule="auto"/>
+              <w:ind w:firstLine="0"/>
               <w:jc w:val="center"/>
             </w:pPr>
             <w:r>
@@ -864,7 +904,7 @@
                 <w:rFonts w:ascii="Times New Roman" w:hAnsi="Times New Roman"/>
                 <w:b/>
                 <w:color w:val="000000"/>
-                <w:sz w:val="21"/>
+                <w:sz w:val="20"/>
               </w:rPr>
               <w:t>45</w:t>
             </w:r>
@@ -883,6 +923,8 @@
           </w:tcPr>
           <w:p>
             <w:pPr>
+              <w:spacing w:before="0" w:after="0" w:line="276" w:lineRule="auto"/>
+              <w:ind w:firstLine="0"/>
               <w:jc w:val="center"/>
             </w:pPr>
             <w:r>
@@ -890,7 +932,7 @@
                 <w:rFonts w:ascii="Times New Roman" w:hAnsi="Times New Roman"/>
                 <w:b/>
                 <w:color w:val="000000"/>
-                <w:sz w:val="21"/>
+                <w:sz w:val="20"/>
               </w:rPr>
               <w:t>41</w:t>
             </w:r>
@@ -909,6 +951,8 @@
           </w:tcPr>
           <w:p>
             <w:pPr>
+              <w:spacing w:before="0" w:after="0" w:line="276" w:lineRule="auto"/>
+              <w:ind w:firstLine="0"/>
               <w:jc w:val="center"/>
             </w:pPr>
             <w:r>
@@ -916,7 +960,7 @@
                 <w:rFonts w:ascii="Times New Roman" w:hAnsi="Times New Roman"/>
                 <w:b/>
                 <w:color w:val="000000"/>
-                <w:sz w:val="21"/>
+                <w:sz w:val="20"/>
               </w:rPr>
               <w:t>4</w:t>
             </w:r>
@@ -935,6 +979,8 @@
           </w:tcPr>
           <w:p>
             <w:pPr>
+              <w:spacing w:before="0" w:after="0" w:line="276" w:lineRule="auto"/>
+              <w:ind w:firstLine="0"/>
               <w:jc w:val="center"/>
             </w:pPr>
             <w:r>
@@ -942,7 +988,7 @@
                 <w:rFonts w:ascii="Times New Roman" w:hAnsi="Times New Roman"/>
                 <w:b/>
                 <w:color w:val="000000"/>
-                <w:sz w:val="21"/>
+                <w:sz w:val="20"/>
               </w:rPr>
               <w:t>91.1%</w:t>
             </w:r>
@@ -1070,7 +1116,7 @@
     </w:p>
     <w:p>
       <w:pPr>
-        <w:spacing w:before="200" w:after="80" w:line="276" w:lineRule="auto"/>
+        <w:spacing w:before="240" w:after="80" w:line="276" w:lineRule="auto"/>
         <w:ind w:firstLine="0"/>
         <w:jc w:val="left"/>
       </w:pPr>
@@ -1103,14 +1149,16 @@
             <w:tcW w:type="dxa" w:w="864"/>
             <w:shd w:fill="F2F2F2"/>
             <w:tcMar>
-              <w:top w:w="100" w:type="dxa"/>
-              <w:bottom w:w="100" w:type="dxa"/>
+              <w:top w:w="80" w:type="dxa"/>
+              <w:bottom w:w="80" w:type="dxa"/>
               <w:left w:w="100" w:type="dxa"/>
               <w:right w:w="100" w:type="dxa"/>
             </w:tcMar>
           </w:tcPr>
           <w:p>
             <w:pPr>
+              <w:spacing w:before="0" w:after="0" w:line="276" w:lineRule="auto"/>
+              <w:ind w:firstLine="0"/>
               <w:jc w:val="center"/>
             </w:pPr>
             <w:r>
@@ -1118,7 +1166,7 @@
                 <w:rFonts w:ascii="Times New Roman" w:hAnsi="Times New Roman"/>
                 <w:b/>
                 <w:color w:val="000000"/>
-                <w:sz w:val="22"/>
+                <w:sz w:val="21"/>
               </w:rPr>
               <w:t>№</w:t>
             </w:r>
@@ -1129,14 +1177,16 @@
             <w:tcW w:type="dxa" w:w="3312"/>
             <w:shd w:fill="F2F2F2"/>
             <w:tcMar>
-              <w:top w:w="100" w:type="dxa"/>
-              <w:bottom w:w="100" w:type="dxa"/>
+              <w:top w:w="80" w:type="dxa"/>
+              <w:bottom w:w="80" w:type="dxa"/>
               <w:left w:w="100" w:type="dxa"/>
               <w:right w:w="100" w:type="dxa"/>
             </w:tcMar>
           </w:tcPr>
           <w:p>
             <w:pPr>
+              <w:spacing w:before="0" w:after="0" w:line="276" w:lineRule="auto"/>
+              <w:ind w:firstLine="0"/>
               <w:jc w:val="center"/>
             </w:pPr>
             <w:r>
@@ -1144,7 +1194,7 @@
                 <w:rFonts w:ascii="Times New Roman" w:hAnsi="Times New Roman"/>
                 <w:b/>
                 <w:color w:val="000000"/>
-                <w:sz w:val="22"/>
+                <w:sz w:val="21"/>
               </w:rPr>
               <w:t>Название теста</w:t>
             </w:r>
@@ -1155,14 +1205,16 @@
             <w:tcW w:type="dxa" w:w="1728"/>
             <w:shd w:fill="F2F2F2"/>
             <w:tcMar>
-              <w:top w:w="100" w:type="dxa"/>
-              <w:bottom w:w="100" w:type="dxa"/>
+              <w:top w:w="80" w:type="dxa"/>
+              <w:bottom w:w="80" w:type="dxa"/>
               <w:left w:w="100" w:type="dxa"/>
               <w:right w:w="100" w:type="dxa"/>
             </w:tcMar>
           </w:tcPr>
           <w:p>
             <w:pPr>
+              <w:spacing w:before="0" w:after="0" w:line="276" w:lineRule="auto"/>
+              <w:ind w:firstLine="0"/>
               <w:jc w:val="center"/>
             </w:pPr>
             <w:r>
@@ -1170,7 +1222,7 @@
                 <w:rFonts w:ascii="Times New Roman" w:hAnsi="Times New Roman"/>
                 <w:b/>
                 <w:color w:val="000000"/>
-                <w:sz w:val="22"/>
+                <w:sz w:val="21"/>
               </w:rPr>
               <w:t>Тип ошибки</w:t>
             </w:r>
@@ -1181,14 +1233,16 @@
             <w:tcW w:type="dxa" w:w="4176"/>
             <w:shd w:fill="F2F2F2"/>
             <w:tcMar>
-              <w:top w:w="100" w:type="dxa"/>
-              <w:bottom w:w="100" w:type="dxa"/>
+              <w:top w:w="80" w:type="dxa"/>
+              <w:bottom w:w="80" w:type="dxa"/>
               <w:left w:w="100" w:type="dxa"/>
               <w:right w:w="100" w:type="dxa"/>
             </w:tcMar>
           </w:tcPr>
           <w:p>
             <w:pPr>
+              <w:spacing w:before="0" w:after="0" w:line="276" w:lineRule="auto"/>
+              <w:ind w:firstLine="0"/>
               <w:jc w:val="center"/>
             </w:pPr>
             <w:r>
@@ -1196,7 +1250,7 @@
                 <w:rFonts w:ascii="Times New Roman" w:hAnsi="Times New Roman"/>
                 <w:b/>
                 <w:color w:val="000000"/>
-                <w:sz w:val="22"/>
+                <w:sz w:val="21"/>
               </w:rPr>
               <w:t>Текст ошибки и характер сбоя</w:t>
             </w:r>
@@ -1217,13 +1271,16 @@
           </w:tcPr>
           <w:p>
             <w:pPr>
+              <w:spacing w:before="0" w:after="0" w:line="276" w:lineRule="auto"/>
+              <w:ind w:firstLine="0"/>
               <w:jc w:val="center"/>
             </w:pPr>
             <w:r>
               <w:rPr>
                 <w:rFonts w:ascii="Times New Roman" w:hAnsi="Times New Roman"/>
+                <w:b w:val="0"/>
                 <w:color w:val="000000"/>
-                <w:sz w:val="20"/>
+                <w:sz w:val="19"/>
               </w:rPr>
               <w:t>1</w:t>
             </w:r>
@@ -1242,6 +1299,8 @@
           </w:tcPr>
           <w:p>
             <w:pPr>
+              <w:spacing w:before="0" w:after="0" w:line="276" w:lineRule="auto"/>
+              <w:ind w:firstLine="0"/>
               <w:jc w:val="left"/>
             </w:pPr>
             <w:r>
@@ -1249,7 +1308,7 @@
                 <w:rFonts w:ascii="Times New Roman" w:hAnsi="Times New Roman"/>
                 <w:b/>
                 <w:color w:val="000000"/>
-                <w:sz w:val="20"/>
+                <w:sz w:val="19"/>
               </w:rPr>
               <w:t>test_express_delivery_cost_surcharge</w:t>
             </w:r>
@@ -1268,13 +1327,16 @@
           </w:tcPr>
           <w:p>
             <w:pPr>
+              <w:spacing w:before="0" w:after="0" w:line="276" w:lineRule="auto"/>
+              <w:ind w:firstLine="0"/>
               <w:jc w:val="center"/>
             </w:pPr>
             <w:r>
               <w:rPr>
                 <w:rFonts w:ascii="Times New Roman" w:hAnsi="Times New Roman"/>
+                <w:b w:val="0"/>
                 <w:color w:val="000000"/>
-                <w:sz w:val="20"/>
+                <w:sz w:val="19"/>
               </w:rPr>
               <w:t>AssertionError (FAIL)</w:t>
             </w:r>
@@ -1293,13 +1355,16 @@
           </w:tcPr>
           <w:p>
             <w:pPr>
+              <w:spacing w:before="0" w:after="0" w:line="276" w:lineRule="auto"/>
+              <w:ind w:firstLine="0"/>
               <w:jc w:val="left"/>
             </w:pPr>
             <w:r>
               <w:rPr>
                 <w:rFonts w:ascii="Times New Roman" w:hAnsi="Times New Roman"/>
+                <w:b w:val="0"/>
                 <w:color w:val="000000"/>
-                <w:sz w:val="20"/>
+                <w:sz w:val="19"/>
               </w:rPr>
               <w:t>350 not greater than 700. Стоимость экспресс-доставки оказалась в 2 раза ниже базовой (скидка вместо наценки за срочность).</w:t>
             </w:r>
@@ -1320,13 +1385,16 @@
           </w:tcPr>
           <w:p>
             <w:pPr>
+              <w:spacing w:before="0" w:after="0" w:line="276" w:lineRule="auto"/>
+              <w:ind w:firstLine="0"/>
               <w:jc w:val="center"/>
             </w:pPr>
             <w:r>
               <w:rPr>
                 <w:rFonts w:ascii="Times New Roman" w:hAnsi="Times New Roman"/>
+                <w:b w:val="0"/>
                 <w:color w:val="000000"/>
-                <w:sz w:val="20"/>
+                <w:sz w:val="19"/>
               </w:rPr>
               <w:t>2</w:t>
             </w:r>
@@ -1345,6 +1413,8 @@
           </w:tcPr>
           <w:p>
             <w:pPr>
+              <w:spacing w:before="0" w:after="0" w:line="276" w:lineRule="auto"/>
+              <w:ind w:firstLine="0"/>
               <w:jc w:val="left"/>
             </w:pPr>
             <w:r>
@@ -1352,7 +1422,7 @@
                 <w:rFonts w:ascii="Times New Roman" w:hAnsi="Times New Roman"/>
                 <w:b/>
                 <w:color w:val="000000"/>
-                <w:sz w:val="20"/>
+                <w:sz w:val="19"/>
               </w:rPr>
               <w:t>test_express_delivery_minimum_one_day</w:t>
             </w:r>
@@ -1371,13 +1441,16 @@
           </w:tcPr>
           <w:p>
             <w:pPr>
+              <w:spacing w:before="0" w:after="0" w:line="276" w:lineRule="auto"/>
+              <w:ind w:firstLine="0"/>
               <w:jc w:val="center"/>
             </w:pPr>
             <w:r>
               <w:rPr>
                 <w:rFonts w:ascii="Times New Roman" w:hAnsi="Times New Roman"/>
+                <w:b w:val="0"/>
                 <w:color w:val="000000"/>
-                <w:sz w:val="20"/>
+                <w:sz w:val="19"/>
               </w:rPr>
               <w:t>AssertionError (FAIL)</w:t>
             </w:r>
@@ -1396,13 +1469,16 @@
           </w:tcPr>
           <w:p>
             <w:pPr>
+              <w:spacing w:before="0" w:after="0" w:line="276" w:lineRule="auto"/>
+              <w:ind w:firstLine="0"/>
               <w:jc w:val="left"/>
             </w:pPr>
             <w:r>
               <w:rPr>
                 <w:rFonts w:ascii="Times New Roman" w:hAnsi="Times New Roman"/>
+                <w:b w:val="0"/>
                 <w:color w:val="000000"/>
-                <w:sz w:val="20"/>
+                <w:sz w:val="19"/>
               </w:rPr>
               <w:t>'2026-09-03' != '2026-09-04'. Срок доставки составил 0 дней (день в день), что нарушает требование о минимальном сроке транспортировки.</w:t>
             </w:r>
@@ -1423,13 +1499,16 @@
           </w:tcPr>
           <w:p>
             <w:pPr>
+              <w:spacing w:before="0" w:after="0" w:line="276" w:lineRule="auto"/>
+              <w:ind w:firstLine="0"/>
               <w:jc w:val="center"/>
             </w:pPr>
             <w:r>
               <w:rPr>
                 <w:rFonts w:ascii="Times New Roman" w:hAnsi="Times New Roman"/>
+                <w:b w:val="0"/>
                 <w:color w:val="000000"/>
-                <w:sz w:val="20"/>
+                <w:sz w:val="19"/>
               </w:rPr>
               <w:t>3</w:t>
             </w:r>
@@ -1448,6 +1527,8 @@
           </w:tcPr>
           <w:p>
             <w:pPr>
+              <w:spacing w:before="0" w:after="0" w:line="276" w:lineRule="auto"/>
+              <w:ind w:firstLine="0"/>
               <w:jc w:val="left"/>
             </w:pPr>
             <w:r>
@@ -1455,7 +1536,7 @@
                 <w:rFonts w:ascii="Times New Roman" w:hAnsi="Times New Roman"/>
                 <w:b/>
                 <w:color w:val="000000"/>
-                <w:sz w:val="20"/>
+                <w:sz w:val="19"/>
               </w:rPr>
               <w:t>test_package_type_case_insensitivity</w:t>
             </w:r>
@@ -1474,13 +1555,16 @@
           </w:tcPr>
           <w:p>
             <w:pPr>
+              <w:spacing w:before="0" w:after="0" w:line="276" w:lineRule="auto"/>
+              <w:ind w:firstLine="0"/>
               <w:jc w:val="center"/>
             </w:pPr>
             <w:r>
               <w:rPr>
                 <w:rFonts w:ascii="Times New Roman" w:hAnsi="Times New Roman"/>
+                <w:b w:val="0"/>
                 <w:color w:val="000000"/>
-                <w:sz w:val="20"/>
+                <w:sz w:val="19"/>
               </w:rPr>
               <w:t>AssertionError (FAIL)</w:t>
             </w:r>
@@ -1499,13 +1583,16 @@
           </w:tcPr>
           <w:p>
             <w:pPr>
+              <w:spacing w:before="0" w:after="0" w:line="276" w:lineRule="auto"/>
+              <w:ind w:firstLine="0"/>
               <w:jc w:val="left"/>
             </w:pPr>
             <w:r>
               <w:rPr>
                 <w:rFonts w:ascii="Times New Roman" w:hAnsi="Times New Roman"/>
+                <w:b w:val="0"/>
                 <w:color w:val="000000"/>
-                <w:sz w:val="20"/>
+                <w:sz w:val="19"/>
               </w:rPr>
               <w:t>-1 != 700. Значение 'Обычный' с заглавной буквы привело к ложному возврату ошибки из-за регистрозависимой проверки списка допустимых типов.</w:t>
             </w:r>
@@ -1526,13 +1613,16 @@
           </w:tcPr>
           <w:p>
             <w:pPr>
+              <w:spacing w:before="0" w:after="0" w:line="276" w:lineRule="auto"/>
+              <w:ind w:firstLine="0"/>
               <w:jc w:val="center"/>
             </w:pPr>
             <w:r>
               <w:rPr>
                 <w:rFonts w:ascii="Times New Roman" w:hAnsi="Times New Roman"/>
+                <w:b w:val="0"/>
                 <w:color w:val="000000"/>
-                <w:sz w:val="20"/>
+                <w:sz w:val="19"/>
               </w:rPr>
               <w:t>4</w:t>
             </w:r>
@@ -1551,6 +1641,8 @@
           </w:tcPr>
           <w:p>
             <w:pPr>
+              <w:spacing w:before="0" w:after="0" w:line="276" w:lineRule="auto"/>
+              <w:ind w:firstLine="0"/>
               <w:jc w:val="left"/>
             </w:pPr>
             <w:r>
@@ -1558,7 +1650,7 @@
                 <w:rFonts w:ascii="Times New Roman" w:hAnsi="Times New Roman"/>
                 <w:b/>
                 <w:color w:val="000000"/>
-                <w:sz w:val="20"/>
+                <w:sz w:val="19"/>
               </w:rPr>
               <w:t>test_invalid_input_types_graceful_handling</w:t>
             </w:r>
@@ -1577,13 +1669,16 @@
           </w:tcPr>
           <w:p>
             <w:pPr>
+              <w:spacing w:before="0" w:after="0" w:line="276" w:lineRule="auto"/>
+              <w:ind w:firstLine="0"/>
               <w:jc w:val="center"/>
             </w:pPr>
             <w:r>
               <w:rPr>
                 <w:rFonts w:ascii="Times New Roman" w:hAnsi="Times New Roman"/>
+                <w:b w:val="0"/>
                 <w:color w:val="000000"/>
-                <w:sz w:val="20"/>
+                <w:sz w:val="19"/>
               </w:rPr>
               <w:t>TypeError (ERROR)</w:t>
             </w:r>
@@ -1602,13 +1697,16 @@
           </w:tcPr>
           <w:p>
             <w:pPr>
+              <w:spacing w:before="0" w:after="0" w:line="276" w:lineRule="auto"/>
+              <w:ind w:firstLine="0"/>
               <w:jc w:val="left"/>
             </w:pPr>
             <w:r>
               <w:rPr>
                 <w:rFonts w:ascii="Times New Roman" w:hAnsi="Times New Roman"/>
+                <w:b w:val="0"/>
                 <w:color w:val="000000"/>
-                <w:sz w:val="20"/>
+                <w:sz w:val="19"/>
               </w:rPr>
               <w:t>TypeError: '&lt;' not supported between instances of 'str' and 'float'. Аварийный сбой программы при передаче строкового веса 'десять'.</w:t>
             </w:r>
@@ -1651,7 +1749,7 @@
     </w:p>
     <w:p>
       <w:pPr>
-        <w:spacing w:before="200" w:after="80" w:line="276" w:lineRule="auto"/>
+        <w:spacing w:before="240" w:after="80" w:line="276" w:lineRule="auto"/>
         <w:ind w:firstLine="0"/>
         <w:jc w:val="left"/>
       </w:pPr>
@@ -1684,14 +1782,16 @@
             <w:tcW w:type="dxa" w:w="2592"/>
             <w:shd w:fill="F2F2F2"/>
             <w:tcMar>
-              <w:top w:w="100" w:type="dxa"/>
-              <w:bottom w:w="100" w:type="dxa"/>
+              <w:top w:w="80" w:type="dxa"/>
+              <w:bottom w:w="80" w:type="dxa"/>
               <w:left w:w="100" w:type="dxa"/>
               <w:right w:w="100" w:type="dxa"/>
             </w:tcMar>
           </w:tcPr>
           <w:p>
             <w:pPr>
+              <w:spacing w:before="0" w:after="0" w:line="276" w:lineRule="auto"/>
+              <w:ind w:firstLine="0"/>
               <w:jc w:val="center"/>
             </w:pPr>
             <w:r>
@@ -1710,14 +1810,16 @@
             <w:tcW w:type="dxa" w:w="1152"/>
             <w:shd w:fill="F2F2F2"/>
             <w:tcMar>
-              <w:top w:w="100" w:type="dxa"/>
-              <w:bottom w:w="100" w:type="dxa"/>
+              <w:top w:w="80" w:type="dxa"/>
+              <w:bottom w:w="80" w:type="dxa"/>
               <w:left w:w="100" w:type="dxa"/>
               <w:right w:w="100" w:type="dxa"/>
             </w:tcMar>
           </w:tcPr>
           <w:p>
             <w:pPr>
+              <w:spacing w:before="0" w:after="0" w:line="276" w:lineRule="auto"/>
+              <w:ind w:firstLine="0"/>
               <w:jc w:val="center"/>
             </w:pPr>
             <w:r>
@@ -1736,14 +1838,16 @@
             <w:tcW w:type="dxa" w:w="3312"/>
             <w:shd w:fill="F2F2F2"/>
             <w:tcMar>
-              <w:top w:w="100" w:type="dxa"/>
-              <w:bottom w:w="100" w:type="dxa"/>
+              <w:top w:w="80" w:type="dxa"/>
+              <w:bottom w:w="80" w:type="dxa"/>
               <w:left w:w="100" w:type="dxa"/>
               <w:right w:w="100" w:type="dxa"/>
             </w:tcMar>
           </w:tcPr>
           <w:p>
             <w:pPr>
+              <w:spacing w:before="0" w:after="0" w:line="276" w:lineRule="auto"/>
+              <w:ind w:firstLine="0"/>
               <w:jc w:val="center"/>
             </w:pPr>
             <w:r>
@@ -1762,14 +1866,16 @@
             <w:tcW w:type="dxa" w:w="3024"/>
             <w:shd w:fill="F2F2F2"/>
             <w:tcMar>
-              <w:top w:w="100" w:type="dxa"/>
-              <w:bottom w:w="100" w:type="dxa"/>
+              <w:top w:w="80" w:type="dxa"/>
+              <w:bottom w:w="80" w:type="dxa"/>
               <w:left w:w="100" w:type="dxa"/>
               <w:right w:w="100" w:type="dxa"/>
             </w:tcMar>
           </w:tcPr>
           <w:p>
             <w:pPr>
+              <w:spacing w:before="0" w:after="0" w:line="276" w:lineRule="auto"/>
+              <w:ind w:firstLine="0"/>
               <w:jc w:val="center"/>
             </w:pPr>
             <w:r>
@@ -1798,6 +1904,8 @@
           </w:tcPr>
           <w:p>
             <w:pPr>
+              <w:spacing w:before="0" w:after="0" w:line="276" w:lineRule="auto"/>
+              <w:ind w:firstLine="0"/>
               <w:jc w:val="left"/>
             </w:pPr>
             <w:r>
@@ -1824,11 +1932,14 @@
           </w:tcPr>
           <w:p>
             <w:pPr>
+              <w:spacing w:before="0" w:after="0" w:line="276" w:lineRule="auto"/>
+              <w:ind w:firstLine="0"/>
               <w:jc w:val="center"/>
             </w:pPr>
             <w:r>
               <w:rPr>
                 <w:rFonts w:ascii="Times New Roman" w:hAnsi="Times New Roman"/>
+                <w:b w:val="0"/>
                 <w:color w:val="000000"/>
                 <w:sz w:val="19"/>
               </w:rPr>
@@ -1849,11 +1960,14 @@
           </w:tcPr>
           <w:p>
             <w:pPr>
+              <w:spacing w:before="0" w:after="0" w:line="276" w:lineRule="auto"/>
+              <w:ind w:firstLine="0"/>
               <w:jc w:val="left"/>
             </w:pPr>
             <w:r>
               <w:rPr>
                 <w:rFonts w:ascii="Times New Roman" w:hAnsi="Times New Roman"/>
+                <w:b w:val="0"/>
                 <w:color w:val="000000"/>
                 <w:sz w:val="19"/>
               </w:rPr>
@@ -1874,11 +1988,14 @@
           </w:tcPr>
           <w:p>
             <w:pPr>
+              <w:spacing w:before="0" w:after="0" w:line="276" w:lineRule="auto"/>
+              <w:ind w:firstLine="0"/>
               <w:jc w:val="left"/>
             </w:pPr>
             <w:r>
               <w:rPr>
                 <w:rFonts w:ascii="Consolas" w:hAnsi="Consolas"/>
+                <w:b w:val="0"/>
                 <w:color w:val="000000"/>
                 <w:sz w:val="17"/>
               </w:rPr>
@@ -1905,6 +2022,8 @@
           </w:tcPr>
           <w:p>
             <w:pPr>
+              <w:spacing w:before="0" w:after="0" w:line="276" w:lineRule="auto"/>
+              <w:ind w:firstLine="0"/>
               <w:jc w:val="left"/>
             </w:pPr>
             <w:r>
@@ -1931,11 +2050,14 @@
           </w:tcPr>
           <w:p>
             <w:pPr>
+              <w:spacing w:before="0" w:after="0" w:line="276" w:lineRule="auto"/>
+              <w:ind w:firstLine="0"/>
               <w:jc w:val="center"/>
             </w:pPr>
             <w:r>
               <w:rPr>
                 <w:rFonts w:ascii="Times New Roman" w:hAnsi="Times New Roman"/>
+                <w:b w:val="0"/>
                 <w:color w:val="000000"/>
                 <w:sz w:val="19"/>
               </w:rPr>
@@ -1956,11 +2078,14 @@
           </w:tcPr>
           <w:p>
             <w:pPr>
+              <w:spacing w:before="0" w:after="0" w:line="276" w:lineRule="auto"/>
+              <w:ind w:firstLine="0"/>
               <w:jc w:val="left"/>
             </w:pPr>
             <w:r>
               <w:rPr>
                 <w:rFonts w:ascii="Times New Roman" w:hAnsi="Times New Roman"/>
+                <w:b w:val="0"/>
                 <w:color w:val="000000"/>
                 <w:sz w:val="19"/>
               </w:rPr>
@@ -1981,11 +2106,14 @@
           </w:tcPr>
           <w:p>
             <w:pPr>
+              <w:spacing w:before="0" w:after="0" w:line="276" w:lineRule="auto"/>
+              <w:ind w:firstLine="0"/>
               <w:jc w:val="left"/>
             </w:pPr>
             <w:r>
               <w:rPr>
                 <w:rFonts w:ascii="Consolas" w:hAnsi="Consolas"/>
+                <w:b w:val="0"/>
                 <w:color w:val="000000"/>
                 <w:sz w:val="17"/>
               </w:rPr>
@@ -2012,6 +2140,8 @@
           </w:tcPr>
           <w:p>
             <w:pPr>
+              <w:spacing w:before="0" w:after="0" w:line="276" w:lineRule="auto"/>
+              <w:ind w:firstLine="0"/>
               <w:jc w:val="left"/>
             </w:pPr>
             <w:r>
@@ -2038,11 +2168,14 @@
           </w:tcPr>
           <w:p>
             <w:pPr>
+              <w:spacing w:before="0" w:after="0" w:line="276" w:lineRule="auto"/>
+              <w:ind w:firstLine="0"/>
               <w:jc w:val="center"/>
             </w:pPr>
             <w:r>
               <w:rPr>
                 <w:rFonts w:ascii="Times New Roman" w:hAnsi="Times New Roman"/>
+                <w:b w:val="0"/>
                 <w:color w:val="000000"/>
                 <w:sz w:val="19"/>
               </w:rPr>
@@ -2063,11 +2196,14 @@
           </w:tcPr>
           <w:p>
             <w:pPr>
+              <w:spacing w:before="0" w:after="0" w:line="276" w:lineRule="auto"/>
+              <w:ind w:firstLine="0"/>
               <w:jc w:val="left"/>
             </w:pPr>
             <w:r>
               <w:rPr>
                 <w:rFonts w:ascii="Times New Roman" w:hAnsi="Times New Roman"/>
+                <w:b w:val="0"/>
                 <w:color w:val="000000"/>
                 <w:sz w:val="19"/>
               </w:rPr>
@@ -2088,11 +2224,14 @@
           </w:tcPr>
           <w:p>
             <w:pPr>
+              <w:spacing w:before="0" w:after="0" w:line="276" w:lineRule="auto"/>
+              <w:ind w:firstLine="0"/>
               <w:jc w:val="left"/>
             </w:pPr>
             <w:r>
               <w:rPr>
                 <w:rFonts w:ascii="Consolas" w:hAnsi="Consolas"/>
+                <w:b w:val="0"/>
                 <w:color w:val="000000"/>
                 <w:sz w:val="17"/>
               </w:rPr>
@@ -2119,6 +2258,8 @@
           </w:tcPr>
           <w:p>
             <w:pPr>
+              <w:spacing w:before="0" w:after="0" w:line="276" w:lineRule="auto"/>
+              <w:ind w:firstLine="0"/>
               <w:jc w:val="left"/>
             </w:pPr>
             <w:r>
@@ -2145,11 +2286,14 @@
           </w:tcPr>
           <w:p>
             <w:pPr>
+              <w:spacing w:before="0" w:after="0" w:line="276" w:lineRule="auto"/>
+              <w:ind w:firstLine="0"/>
               <w:jc w:val="center"/>
             </w:pPr>
             <w:r>
               <w:rPr>
                 <w:rFonts w:ascii="Times New Roman" w:hAnsi="Times New Roman"/>
+                <w:b w:val="0"/>
                 <w:color w:val="000000"/>
                 <w:sz w:val="19"/>
               </w:rPr>
@@ -2170,11 +2314,14 @@
           </w:tcPr>
           <w:p>
             <w:pPr>
+              <w:spacing w:before="0" w:after="0" w:line="276" w:lineRule="auto"/>
+              <w:ind w:firstLine="0"/>
               <w:jc w:val="left"/>
             </w:pPr>
             <w:r>
               <w:rPr>
                 <w:rFonts w:ascii="Times New Roman" w:hAnsi="Times New Roman"/>
+                <w:b w:val="0"/>
                 <w:color w:val="000000"/>
                 <w:sz w:val="19"/>
               </w:rPr>
@@ -2195,11 +2342,14 @@
           </w:tcPr>
           <w:p>
             <w:pPr>
+              <w:spacing w:before="0" w:after="0" w:line="276" w:lineRule="auto"/>
+              <w:ind w:firstLine="0"/>
               <w:jc w:val="left"/>
             </w:pPr>
             <w:r>
               <w:rPr>
                 <w:rFonts w:ascii="Consolas" w:hAnsi="Consolas"/>
+                <w:b w:val="0"/>
                 <w:color w:val="000000"/>
                 <w:sz w:val="17"/>
               </w:rPr>
@@ -2478,6 +2628,7 @@
     <w:pPr>
       <w:pStyle w:val="Footer"/>
       <w:spacing w:before="0" w:after="0"/>
+      <w:ind w:firstLine="0"/>
       <w:jc w:val="center"/>
     </w:pPr>
     <w:r>
@@ -2857,8 +3008,8 @@
     <w:rsid w:val="00FC693F"/>
     <w:pPr>
       <w:spacing w:line="360" w:lineRule="auto" w:before="0" w:after="0"/>
-      <w:ind w:firstLine="709"/>
-      <w:jc w:val="both"/>
+      <w:ind w:firstLine="0"/>
+      <w:jc w:val="left"/>
     </w:pPr>
     <w:rPr>
       <w:rFonts w:ascii="Times New Roman" w:hAnsi="Times New Roman"/>

--- a/Отчет_ЛР2_Романов_Р_О.docx
+++ b/Отчет_ЛР2_Романов_Р_О.docx
@@ -197,7 +197,7 @@
           <w:color w:val="000000"/>
           <w:sz w:val="28"/>
         </w:rPr>
-        <w:t>- проанализировать исходный код и бизнес-требования к предоставленному модулю расчета стоимости и сроков транспортировки отправлений (src/delivery.py);;</w:t>
+        <w:t>- проанализировать исходный код и бизнес-требования к предоставленному модулю расчета стоимости и сроков транспортировки отправлений (src/delivery_service.py);;</w:t>
       </w:r>
     </w:p>
     <w:p>
@@ -538,7 +538,7 @@
                 <w:color w:val="000000"/>
                 <w:sz w:val="20"/>
               </w:rPr>
-              <w:t>tests/test_registration.py</w:t>
+              <w:t>tests/test_my_project.py</w:t>
             </w:r>
           </w:p>
         </w:tc>
@@ -1010,7 +1010,7 @@
           <w:color w:val="000000"/>
           <w:sz w:val="28"/>
         </w:rPr>
-        <w:t>Набор тестов собственного проекта (tests/test_registration.py) содержит 22 теста и проверяет соответствие входных параметров маскам телефонных номеров (+x-xxx-xxx-xxxx), формату адресов электронной почты по стандарту RFC, длине и допустимым символам строковых идентификаторов, фильтрацию по черному списку служебных учетных записей, а также обязательное наличие в пароле прописных и строчных букв кириллицы, цифр и спецсимволов. Все 22 теста успешно завершились (статус OK), подтверждая корректность ранее реализованной бизнес-логики.</w:t>
+        <w:t>Набор тестов собственного проекта (tests/test_my_project.py) содержит 22 теста и проверяет соответствие входных параметров маскам телефонных номеров (+x-xxx-xxx-xxxx), формату адресов электронной почты по стандарту RFC, длине и допустимым символам строковых идентификаторов, фильтрацию по черному списку служебных учетных записей, а также обязательное наличие в пароле прописных и строчных букв кириллицы, цифр и спецсимволов. Все 22 теста успешно завершились (статус OK), подтверждая корректность ранее реализованной бизнес-логики.</w:t>
       </w:r>
     </w:p>
     <w:p>
@@ -1060,7 +1060,7 @@
           <w:color w:val="000000"/>
           <w:sz w:val="28"/>
         </w:rPr>
-        <w:t>При автоматизированном прогоне набора юнит-тестов tests/test_delivery.py на предоставленной исходной реализации модуля src/delivery.py зафиксированы следующие результаты:</w:t>
+        <w:t>При автоматизированном прогоне набора юнит-тестов tests/test_delivery.py на предоставленной исходной реализации модуля src/delivery_service.py зафиксированы следующие результаты:</w:t>
       </w:r>
     </w:p>
     <w:p>
@@ -1127,7 +1127,7 @@
           <w:color w:val="000000"/>
           <w:sz w:val="24"/>
         </w:rPr>
-        <w:t>Таблица 2 — Сводный перечень упавших тестов модуля доставки src/delivery.py</w:t>
+        <w:t>Таблица 2 — Сводный перечень упавших тестов модуля доставки src/delivery_service.py</w:t>
       </w:r>
     </w:p>
     <w:tbl>
@@ -1744,7 +1744,7 @@
           <w:color w:val="000000"/>
           <w:sz w:val="28"/>
         </w:rPr>
-        <w:t>По результатам анализа сообщений об ошибках и трассировок стека вызовов фреймворка unittest была проведена детальная локализация дефектов в исходном коде src/delivery.py. Для каждой обнаруженной аномалии определен точный номер некорректно работающей строки, сформулирована причина дефекта в логике разработчика и предложен исправленный вариант программного кода. Результаты локализации приведены в таблице 3.</w:t>
+        <w:t>По результатам анализа сообщений об ошибках и трассировок стека вызовов фреймворка unittest была проведена детальная локализация дефектов в исходном коде src/delivery_service.py. Для каждой обнаруженной аномалии определен точный номер некорректно работающей строки, сформулирована причина дефекта в логике разработчика и предложен исправленный вариант программного кода. Результаты локализации приведены в таблице 3.</w:t>
       </w:r>
     </w:p>
     <w:p>
@@ -1760,7 +1760,7 @@
           <w:color w:val="000000"/>
           <w:sz w:val="24"/>
         </w:rPr>
-        <w:t>Таблица 3 — Локализация дефектов в модуле src/delivery.py и варианты их исправления</w:t>
+        <w:t>Таблица 3 — Локализация дефектов в модуле src/delivery_service.py и варианты их исправления</w:t>
       </w:r>
     </w:p>
     <w:tbl>
@@ -2489,7 +2489,7 @@
           <w:color w:val="000000"/>
           <w:sz w:val="28"/>
         </w:rPr>
-        <w:t>В ходе выполнения лабораторной работы № 2 была всесторонне исследована методология юнит-тестирования программных модулей на языке Python с применением стандартного фреймворка unittest. Разработанный тестовый комплекс из 45 тестов позволил подтвердить 100% стабильность собственного модуля регистрации пользователей (ЛР1) и локализовать 4 критических дефекта в предоставленном модуле расчета доставки (src/delivery.py).</w:t>
+        <w:t>В ходе выполнения лабораторной работы № 2 была всесторонне исследована методология юнит-тестирования программных модулей на языке Python с применением стандартного фреймворка unittest. Разработанный тестовый комплекс из 45 тестов позволил подтвердить 100% стабильность собственного модуля регистрации пользователей (ЛР1) и локализовать 4 критических дефекта в предоставленном модуле расчета доставки (src/delivery_service.py).</w:t>
       </w:r>
     </w:p>
     <w:p>

--- a/Отчет_ЛР2_Романов_Р_О.docx
+++ b/Отчет_ЛР2_Романов_Р_О.docx
@@ -1943,7 +1943,7 @@
                 <w:color w:val="000000"/>
                 <w:sz w:val="19"/>
               </w:rPr>
-              <w:t>36</w:t>
+              <w:t>35</w:t>
             </w:r>
           </w:p>
         </w:tc>
@@ -2061,7 +2061,7 @@
                 <w:color w:val="000000"/>
                 <w:sz w:val="19"/>
               </w:rPr>
-              <w:t>44</w:t>
+              <w:t>43</w:t>
             </w:r>
           </w:p>
         </w:tc>
@@ -2179,7 +2179,7 @@
                 <w:color w:val="000000"/>
                 <w:sz w:val="19"/>
               </w:rPr>
-              <w:t>16</w:t>
+              <w:t>15</w:t>
             </w:r>
           </w:p>
         </w:tc>
@@ -2297,7 +2297,7 @@
                 <w:color w:val="000000"/>
                 <w:sz w:val="19"/>
               </w:rPr>
-              <w:t>12</w:t>
+              <w:t>11</w:t>
             </w:r>
           </w:p>
         </w:tc>
